--- a/4.质量管理/2.运行记录类文件/040210-客户满意度调查结果分析报告(截止2025年10月).docx
+++ b/4.质量管理/2.运行记录类文件/040210-客户满意度调查结果分析报告(截止2025年10月).docx
@@ -5,13 +5,41 @@
     <w:p>
       <w:pPr>
         <w:pStyle w:val="33"/>
+        <w:keepNext w:val="0"/>
+        <w:keepLines w:val="0"/>
+        <w:pageBreakBefore w:val="0"/>
+        <w:widowControl w:val="0"/>
+        <w:wordWrap/>
+        <w:overflowPunct/>
+        <w:topLinePunct w:val="0"/>
+        <w:autoSpaceDE w:val="0"/>
+        <w:autoSpaceDN w:val="0"/>
+        <w:bidi w:val="0"/>
+        <w:rPr>
+          <w:rFonts w:hint="eastAsia"/>
+          <w:lang w:val="en-US" w:eastAsia="zh-CN"/>
+        </w:rPr>
+      </w:pPr>
+    </w:p>
+    <w:p>
+      <w:pPr>
+        <w:pStyle w:val="33"/>
+        <w:keepNext w:val="0"/>
+        <w:keepLines w:val="0"/>
+        <w:pageBreakBefore w:val="0"/>
+        <w:widowControl w:val="0"/>
+        <w:wordWrap/>
+        <w:overflowPunct/>
+        <w:topLinePunct w:val="0"/>
+        <w:autoSpaceDE w:val="0"/>
+        <w:autoSpaceDN w:val="0"/>
         <w:bidi w:val="0"/>
         <w:rPr>
           <w:rFonts w:hint="default"/>
           <w:lang w:val="en-US" w:eastAsia="zh-CN"/>
         </w:rPr>
       </w:pPr>
-      <w:bookmarkStart w:id="0" w:name="_Toc4831"/>
+      <w:bookmarkStart w:id="0" w:name="_Toc19682"/>
       <w:r>
         <w:rPr>
           <w:rFonts w:hint="eastAsia"/>
@@ -24,12 +52,21 @@
     <w:p>
       <w:pPr>
         <w:pStyle w:val="34"/>
+        <w:keepNext w:val="0"/>
+        <w:keepLines w:val="0"/>
+        <w:pageBreakBefore w:val="0"/>
+        <w:widowControl w:val="0"/>
+        <w:wordWrap/>
+        <w:overflowPunct/>
+        <w:topLinePunct w:val="0"/>
+        <w:autoSpaceDE w:val="0"/>
+        <w:autoSpaceDN w:val="0"/>
         <w:bidi w:val="0"/>
         <w:rPr>
           <w:lang w:eastAsia="zh-CN"/>
         </w:rPr>
       </w:pPr>
-      <w:bookmarkStart w:id="1" w:name="_Toc12824"/>
+      <w:bookmarkStart w:id="1" w:name="_Toc24026"/>
       <w:r>
         <w:rPr>
           <w:lang w:eastAsia="zh-CN"/>
@@ -40,6 +77,16 @@
     </w:p>
     <w:p>
       <w:pPr>
+        <w:keepNext w:val="0"/>
+        <w:keepLines w:val="0"/>
+        <w:pageBreakBefore w:val="0"/>
+        <w:widowControl w:val="0"/>
+        <w:wordWrap/>
+        <w:overflowPunct/>
+        <w:topLinePunct w:val="0"/>
+        <w:autoSpaceDE w:val="0"/>
+        <w:autoSpaceDN w:val="0"/>
+        <w:bidi w:val="0"/>
         <w:spacing w:before="267"/>
         <w:ind w:right="19"/>
         <w:jc w:val="center"/>
@@ -103,6 +150,16 @@
     </w:p>
     <w:p>
       <w:pPr>
+        <w:keepNext w:val="0"/>
+        <w:keepLines w:val="0"/>
+        <w:pageBreakBefore w:val="0"/>
+        <w:widowControl w:val="0"/>
+        <w:wordWrap/>
+        <w:overflowPunct/>
+        <w:topLinePunct w:val="0"/>
+        <w:autoSpaceDE w:val="0"/>
+        <w:autoSpaceDN w:val="0"/>
+        <w:bidi w:val="0"/>
         <w:jc w:val="center"/>
         <w:rPr>
           <w:sz w:val="30"/>
@@ -117,31 +174,16 @@
     </w:p>
     <w:p>
       <w:pPr>
-        <w:pStyle w:val="12"/>
-        <w:rPr>
-          <w:sz w:val="20"/>
-        </w:rPr>
-      </w:pPr>
-    </w:p>
-    <w:p>
-      <w:pPr>
-        <w:pStyle w:val="12"/>
-        <w:rPr>
-          <w:sz w:val="20"/>
-        </w:rPr>
-      </w:pPr>
-    </w:p>
-    <w:p>
-      <w:pPr>
-        <w:pStyle w:val="12"/>
-        <w:spacing w:before="10"/>
-        <w:rPr>
-          <w:sz w:val="25"/>
-        </w:rPr>
-      </w:pPr>
-    </w:p>
-    <w:p>
-      <w:pPr>
+        <w:keepNext w:val="0"/>
+        <w:keepLines w:val="0"/>
+        <w:pageBreakBefore w:val="0"/>
+        <w:widowControl w:val="0"/>
+        <w:wordWrap/>
+        <w:overflowPunct/>
+        <w:topLinePunct w:val="0"/>
+        <w:autoSpaceDE w:val="0"/>
+        <w:autoSpaceDN w:val="0"/>
+        <w:bidi w:val="0"/>
         <w:spacing w:before="61"/>
         <w:ind w:right="19"/>
         <w:jc w:val="center"/>
@@ -155,15 +197,6 @@
         </w:rPr>
         <w:t>文档信息</w:t>
       </w:r>
-    </w:p>
-    <w:p>
-      <w:pPr>
-        <w:pStyle w:val="12"/>
-        <w:spacing w:before="3"/>
-        <w:rPr>
-          <w:sz w:val="11"/>
-        </w:rPr>
-      </w:pPr>
     </w:p>
     <w:tbl>
       <w:tblPr>
@@ -220,6 +253,16 @@
           <w:p>
             <w:pPr>
               <w:pStyle w:val="26"/>
+              <w:keepNext w:val="0"/>
+              <w:keepLines w:val="0"/>
+              <w:pageBreakBefore w:val="0"/>
+              <w:widowControl w:val="0"/>
+              <w:wordWrap/>
+              <w:overflowPunct/>
+              <w:topLinePunct w:val="0"/>
+              <w:autoSpaceDE w:val="0"/>
+              <w:autoSpaceDN w:val="0"/>
+              <w:bidi w:val="0"/>
               <w:spacing w:before="152"/>
               <w:ind w:left="181" w:right="171"/>
               <w:jc w:val="center"/>
@@ -243,6 +286,16 @@
           <w:p>
             <w:pPr>
               <w:pStyle w:val="26"/>
+              <w:keepNext w:val="0"/>
+              <w:keepLines w:val="0"/>
+              <w:pageBreakBefore w:val="0"/>
+              <w:widowControl w:val="0"/>
+              <w:wordWrap/>
+              <w:overflowPunct/>
+              <w:topLinePunct w:val="0"/>
+              <w:autoSpaceDE w:val="0"/>
+              <w:autoSpaceDN w:val="0"/>
+              <w:bidi w:val="0"/>
               <w:spacing w:before="152"/>
               <w:ind w:left="108"/>
               <w:rPr>
@@ -293,6 +346,16 @@
           <w:p>
             <w:pPr>
               <w:pStyle w:val="26"/>
+              <w:keepNext w:val="0"/>
+              <w:keepLines w:val="0"/>
+              <w:pageBreakBefore w:val="0"/>
+              <w:widowControl w:val="0"/>
+              <w:wordWrap/>
+              <w:overflowPunct/>
+              <w:topLinePunct w:val="0"/>
+              <w:autoSpaceDE w:val="0"/>
+              <w:autoSpaceDN w:val="0"/>
+              <w:bidi w:val="0"/>
               <w:spacing w:before="152"/>
               <w:ind w:left="181" w:right="171"/>
               <w:jc w:val="center"/>
@@ -316,6 +379,16 @@
           <w:p>
             <w:pPr>
               <w:pStyle w:val="26"/>
+              <w:keepNext w:val="0"/>
+              <w:keepLines w:val="0"/>
+              <w:pageBreakBefore w:val="0"/>
+              <w:widowControl w:val="0"/>
+              <w:wordWrap/>
+              <w:overflowPunct/>
+              <w:topLinePunct w:val="0"/>
+              <w:autoSpaceDE w:val="0"/>
+              <w:autoSpaceDN w:val="0"/>
+              <w:bidi w:val="0"/>
               <w:spacing w:before="152"/>
               <w:ind w:left="108"/>
               <w:rPr>
@@ -360,6 +433,16 @@
           <w:p>
             <w:pPr>
               <w:pStyle w:val="26"/>
+              <w:keepNext w:val="0"/>
+              <w:keepLines w:val="0"/>
+              <w:pageBreakBefore w:val="0"/>
+              <w:widowControl w:val="0"/>
+              <w:wordWrap/>
+              <w:overflowPunct/>
+              <w:topLinePunct w:val="0"/>
+              <w:autoSpaceDE w:val="0"/>
+              <w:autoSpaceDN w:val="0"/>
+              <w:bidi w:val="0"/>
               <w:spacing w:before="152"/>
               <w:ind w:left="181" w:right="171"/>
               <w:jc w:val="center"/>
@@ -382,6 +465,16 @@
           <w:p>
             <w:pPr>
               <w:pStyle w:val="26"/>
+              <w:keepNext w:val="0"/>
+              <w:keepLines w:val="0"/>
+              <w:pageBreakBefore w:val="0"/>
+              <w:widowControl w:val="0"/>
+              <w:wordWrap/>
+              <w:overflowPunct/>
+              <w:topLinePunct w:val="0"/>
+              <w:autoSpaceDE w:val="0"/>
+              <w:autoSpaceDN w:val="0"/>
+              <w:bidi w:val="0"/>
               <w:spacing w:before="152"/>
               <w:ind w:right="215"/>
               <w:jc w:val="right"/>
@@ -404,6 +497,16 @@
           <w:p>
             <w:pPr>
               <w:pStyle w:val="26"/>
+              <w:keepNext w:val="0"/>
+              <w:keepLines w:val="0"/>
+              <w:pageBreakBefore w:val="0"/>
+              <w:widowControl w:val="0"/>
+              <w:wordWrap/>
+              <w:overflowPunct/>
+              <w:topLinePunct w:val="0"/>
+              <w:autoSpaceDE w:val="0"/>
+              <w:autoSpaceDN w:val="0"/>
+              <w:bidi w:val="0"/>
               <w:spacing w:before="152"/>
               <w:ind w:left="672"/>
               <w:rPr>
@@ -425,6 +528,16 @@
           <w:p>
             <w:pPr>
               <w:pStyle w:val="26"/>
+              <w:keepNext w:val="0"/>
+              <w:keepLines w:val="0"/>
+              <w:pageBreakBefore w:val="0"/>
+              <w:widowControl w:val="0"/>
+              <w:wordWrap/>
+              <w:overflowPunct/>
+              <w:topLinePunct w:val="0"/>
+              <w:autoSpaceDE w:val="0"/>
+              <w:autoSpaceDN w:val="0"/>
+              <w:bidi w:val="0"/>
               <w:spacing w:before="152"/>
               <w:ind w:left="399" w:right="390"/>
               <w:jc w:val="center"/>
@@ -447,6 +560,16 @@
           <w:p>
             <w:pPr>
               <w:pStyle w:val="26"/>
+              <w:keepNext w:val="0"/>
+              <w:keepLines w:val="0"/>
+              <w:pageBreakBefore w:val="0"/>
+              <w:widowControl w:val="0"/>
+              <w:wordWrap/>
+              <w:overflowPunct/>
+              <w:topLinePunct w:val="0"/>
+              <w:autoSpaceDE w:val="0"/>
+              <w:autoSpaceDN w:val="0"/>
+              <w:bidi w:val="0"/>
               <w:spacing w:before="152"/>
               <w:ind w:left="595" w:right="585"/>
               <w:jc w:val="center"/>
@@ -490,15 +613,31 @@
           <w:p>
             <w:pPr>
               <w:pStyle w:val="26"/>
+              <w:keepNext w:val="0"/>
+              <w:keepLines w:val="0"/>
+              <w:pageBreakBefore w:val="0"/>
+              <w:widowControl w:val="0"/>
+              <w:wordWrap/>
+              <w:overflowPunct/>
+              <w:topLinePunct w:val="0"/>
+              <w:autoSpaceDE w:val="0"/>
+              <w:autoSpaceDN w:val="0"/>
+              <w:bidi w:val="0"/>
               <w:spacing w:before="119"/>
               <w:ind w:left="180" w:right="171"/>
               <w:jc w:val="center"/>
               <w:rPr>
+                <w:rFonts w:hint="eastAsia" w:ascii="宋体" w:hAnsi="宋体" w:eastAsia="宋体" w:cs="宋体"/>
+                <w:b w:val="0"/>
+                <w:bCs w:val="0"/>
                 <w:sz w:val="24"/>
               </w:rPr>
             </w:pPr>
             <w:r>
               <w:rPr>
+                <w:rFonts w:hint="eastAsia" w:ascii="宋体" w:hAnsi="宋体" w:eastAsia="宋体" w:cs="宋体"/>
+                <w:b w:val="0"/>
+                <w:bCs w:val="0"/>
                 <w:sz w:val="24"/>
               </w:rPr>
               <w:t>V1.0</w:t>
@@ -512,24 +651,41 @@
           <w:p>
             <w:pPr>
               <w:pStyle w:val="26"/>
+              <w:keepNext w:val="0"/>
+              <w:keepLines w:val="0"/>
+              <w:pageBreakBefore w:val="0"/>
+              <w:widowControl w:val="0"/>
+              <w:wordWrap/>
+              <w:overflowPunct/>
+              <w:topLinePunct w:val="0"/>
+              <w:autoSpaceDE w:val="0"/>
+              <w:autoSpaceDN w:val="0"/>
+              <w:bidi w:val="0"/>
               <w:spacing w:before="119"/>
               <w:ind w:right="155"/>
               <w:jc w:val="right"/>
               <w:rPr>
-                <w:rFonts w:hint="default" w:eastAsia="宋体"/>
+                <w:rFonts w:hint="eastAsia" w:ascii="宋体" w:hAnsi="宋体" w:eastAsia="宋体" w:cs="宋体"/>
+                <w:b w:val="0"/>
+                <w:bCs w:val="0"/>
                 <w:sz w:val="24"/>
                 <w:lang w:val="en-US" w:eastAsia="zh-CN"/>
               </w:rPr>
             </w:pPr>
             <w:r>
               <w:rPr>
+                <w:rFonts w:hint="eastAsia" w:ascii="宋体" w:hAnsi="宋体" w:eastAsia="宋体" w:cs="宋体"/>
+                <w:b w:val="0"/>
+                <w:bCs w:val="0"/>
                 <w:sz w:val="24"/>
               </w:rPr>
               <w:t>202</w:t>
             </w:r>
             <w:r>
               <w:rPr>
-                <w:rFonts w:hint="eastAsia"/>
+                <w:rFonts w:hint="eastAsia" w:ascii="宋体" w:hAnsi="宋体" w:eastAsia="宋体" w:cs="宋体"/>
+                <w:b w:val="0"/>
+                <w:bCs w:val="0"/>
                 <w:sz w:val="24"/>
                 <w:lang w:val="en-US" w:eastAsia="zh-CN"/>
               </w:rPr>
@@ -537,13 +693,18 @@
             </w:r>
             <w:r>
               <w:rPr>
+                <w:rFonts w:hint="eastAsia" w:ascii="宋体" w:hAnsi="宋体" w:eastAsia="宋体" w:cs="宋体"/>
+                <w:b w:val="0"/>
+                <w:bCs w:val="0"/>
                 <w:sz w:val="24"/>
               </w:rPr>
               <w:t>-</w:t>
             </w:r>
             <w:r>
               <w:rPr>
-                <w:rFonts w:hint="eastAsia"/>
+                <w:rFonts w:hint="eastAsia" w:ascii="宋体" w:hAnsi="宋体" w:eastAsia="宋体" w:cs="宋体"/>
+                <w:b w:val="0"/>
+                <w:bCs w:val="0"/>
                 <w:sz w:val="24"/>
                 <w:lang w:val="en-US" w:eastAsia="zh-CN"/>
               </w:rPr>
@@ -551,13 +712,18 @@
             </w:r>
             <w:r>
               <w:rPr>
+                <w:rFonts w:hint="eastAsia" w:ascii="宋体" w:hAnsi="宋体" w:eastAsia="宋体" w:cs="宋体"/>
+                <w:b w:val="0"/>
+                <w:bCs w:val="0"/>
                 <w:sz w:val="24"/>
               </w:rPr>
               <w:t>-</w:t>
             </w:r>
             <w:r>
               <w:rPr>
-                <w:rFonts w:hint="eastAsia" w:eastAsia="宋体"/>
+                <w:rFonts w:hint="eastAsia" w:ascii="宋体" w:hAnsi="宋体" w:eastAsia="宋体" w:cs="宋体"/>
+                <w:b w:val="0"/>
+                <w:bCs w:val="0"/>
                 <w:sz w:val="24"/>
                 <w:lang w:val="en-US" w:eastAsia="zh-CN"/>
               </w:rPr>
@@ -572,14 +738,28 @@
           <w:p>
             <w:pPr>
               <w:pStyle w:val="26"/>
+              <w:keepNext w:val="0"/>
+              <w:keepLines w:val="0"/>
+              <w:pageBreakBefore w:val="0"/>
+              <w:widowControl w:val="0"/>
+              <w:wordWrap/>
+              <w:overflowPunct/>
+              <w:topLinePunct w:val="0"/>
+              <w:autoSpaceDE w:val="0"/>
+              <w:autoSpaceDN w:val="0"/>
+              <w:bidi w:val="0"/>
               <w:spacing w:before="85"/>
               <w:ind w:left="672"/>
               <w:rPr>
+                <w:b w:val="0"/>
+                <w:bCs w:val="0"/>
                 <w:sz w:val="24"/>
               </w:rPr>
             </w:pPr>
             <w:r>
               <w:rPr>
+                <w:b w:val="0"/>
+                <w:bCs w:val="0"/>
                 <w:sz w:val="24"/>
               </w:rPr>
               <w:t>发布版本</w:t>
@@ -593,11 +773,23 @@
           <w:p>
             <w:pPr>
               <w:pStyle w:val="26"/>
+              <w:keepNext w:val="0"/>
+              <w:keepLines w:val="0"/>
+              <w:pageBreakBefore w:val="0"/>
+              <w:widowControl w:val="0"/>
+              <w:wordWrap/>
+              <w:overflowPunct/>
+              <w:topLinePunct w:val="0"/>
+              <w:autoSpaceDE w:val="0"/>
+              <w:autoSpaceDN w:val="0"/>
+              <w:bidi w:val="0"/>
               <w:spacing w:before="85"/>
               <w:ind w:left="399" w:right="390"/>
               <w:jc w:val="center"/>
               <w:rPr>
                 <w:rFonts w:hint="eastAsia" w:eastAsia="宋体"/>
+                <w:b w:val="0"/>
+                <w:bCs w:val="0"/>
                 <w:sz w:val="24"/>
                 <w:lang w:val="en-US" w:eastAsia="zh-CN"/>
               </w:rPr>
@@ -605,6 +797,8 @@
             <w:r>
               <w:rPr>
                 <w:rFonts w:hint="eastAsia" w:eastAsia="宋体"/>
+                <w:b w:val="0"/>
+                <w:bCs w:val="0"/>
                 <w:sz w:val="24"/>
                 <w:lang w:val="en-US" w:eastAsia="zh-CN"/>
               </w:rPr>
@@ -619,15 +813,29 @@
           <w:p>
             <w:pPr>
               <w:pStyle w:val="26"/>
+              <w:keepNext w:val="0"/>
+              <w:keepLines w:val="0"/>
+              <w:pageBreakBefore w:val="0"/>
+              <w:widowControl w:val="0"/>
+              <w:wordWrap/>
+              <w:overflowPunct/>
+              <w:topLinePunct w:val="0"/>
+              <w:autoSpaceDE w:val="0"/>
+              <w:autoSpaceDN w:val="0"/>
+              <w:bidi w:val="0"/>
               <w:spacing w:before="85"/>
               <w:ind w:left="595" w:right="585"/>
               <w:jc w:val="center"/>
               <w:rPr>
+                <w:b w:val="0"/>
+                <w:bCs w:val="0"/>
                 <w:sz w:val="24"/>
               </w:rPr>
             </w:pPr>
             <w:r>
               <w:rPr>
+                <w:b w:val="0"/>
+                <w:bCs w:val="0"/>
                 <w:sz w:val="24"/>
               </w:rPr>
               <w:t>黄益溪</w:t>
@@ -662,6 +870,16 @@
           <w:p>
             <w:pPr>
               <w:pStyle w:val="26"/>
+              <w:keepNext w:val="0"/>
+              <w:keepLines w:val="0"/>
+              <w:pageBreakBefore w:val="0"/>
+              <w:widowControl w:val="0"/>
+              <w:wordWrap/>
+              <w:overflowPunct/>
+              <w:topLinePunct w:val="0"/>
+              <w:autoSpaceDE w:val="0"/>
+              <w:autoSpaceDN w:val="0"/>
+              <w:bidi w:val="0"/>
               <w:spacing w:before="0"/>
               <w:rPr>
                 <w:rFonts w:ascii="Times New Roman"/>
@@ -677,6 +895,16 @@
           <w:p>
             <w:pPr>
               <w:pStyle w:val="26"/>
+              <w:keepNext w:val="0"/>
+              <w:keepLines w:val="0"/>
+              <w:pageBreakBefore w:val="0"/>
+              <w:widowControl w:val="0"/>
+              <w:wordWrap/>
+              <w:overflowPunct/>
+              <w:topLinePunct w:val="0"/>
+              <w:autoSpaceDE w:val="0"/>
+              <w:autoSpaceDN w:val="0"/>
+              <w:bidi w:val="0"/>
               <w:spacing w:before="0"/>
               <w:rPr>
                 <w:rFonts w:ascii="Times New Roman"/>
@@ -692,6 +920,16 @@
           <w:p>
             <w:pPr>
               <w:pStyle w:val="26"/>
+              <w:keepNext w:val="0"/>
+              <w:keepLines w:val="0"/>
+              <w:pageBreakBefore w:val="0"/>
+              <w:widowControl w:val="0"/>
+              <w:wordWrap/>
+              <w:overflowPunct/>
+              <w:topLinePunct w:val="0"/>
+              <w:autoSpaceDE w:val="0"/>
+              <w:autoSpaceDN w:val="0"/>
+              <w:bidi w:val="0"/>
               <w:spacing w:before="0"/>
               <w:rPr>
                 <w:rFonts w:ascii="Times New Roman"/>
@@ -707,6 +945,16 @@
           <w:p>
             <w:pPr>
               <w:pStyle w:val="26"/>
+              <w:keepNext w:val="0"/>
+              <w:keepLines w:val="0"/>
+              <w:pageBreakBefore w:val="0"/>
+              <w:widowControl w:val="0"/>
+              <w:wordWrap/>
+              <w:overflowPunct/>
+              <w:topLinePunct w:val="0"/>
+              <w:autoSpaceDE w:val="0"/>
+              <w:autoSpaceDN w:val="0"/>
+              <w:bidi w:val="0"/>
               <w:spacing w:before="0"/>
               <w:rPr>
                 <w:rFonts w:ascii="Times New Roman"/>
@@ -722,6 +970,16 @@
           <w:p>
             <w:pPr>
               <w:pStyle w:val="26"/>
+              <w:keepNext w:val="0"/>
+              <w:keepLines w:val="0"/>
+              <w:pageBreakBefore w:val="0"/>
+              <w:widowControl w:val="0"/>
+              <w:wordWrap/>
+              <w:overflowPunct/>
+              <w:topLinePunct w:val="0"/>
+              <w:autoSpaceDE w:val="0"/>
+              <w:autoSpaceDN w:val="0"/>
+              <w:bidi w:val="0"/>
               <w:spacing w:before="0"/>
               <w:rPr>
                 <w:rFonts w:ascii="Times New Roman"/>
@@ -758,6 +1016,16 @@
           <w:p>
             <w:pPr>
               <w:pStyle w:val="26"/>
+              <w:keepNext w:val="0"/>
+              <w:keepLines w:val="0"/>
+              <w:pageBreakBefore w:val="0"/>
+              <w:widowControl w:val="0"/>
+              <w:wordWrap/>
+              <w:overflowPunct/>
+              <w:topLinePunct w:val="0"/>
+              <w:autoSpaceDE w:val="0"/>
+              <w:autoSpaceDN w:val="0"/>
+              <w:bidi w:val="0"/>
               <w:spacing w:before="0"/>
               <w:rPr>
                 <w:rFonts w:ascii="Times New Roman"/>
@@ -773,6 +1041,16 @@
           <w:p>
             <w:pPr>
               <w:pStyle w:val="26"/>
+              <w:keepNext w:val="0"/>
+              <w:keepLines w:val="0"/>
+              <w:pageBreakBefore w:val="0"/>
+              <w:widowControl w:val="0"/>
+              <w:wordWrap/>
+              <w:overflowPunct/>
+              <w:topLinePunct w:val="0"/>
+              <w:autoSpaceDE w:val="0"/>
+              <w:autoSpaceDN w:val="0"/>
+              <w:bidi w:val="0"/>
               <w:spacing w:before="0"/>
               <w:rPr>
                 <w:rFonts w:ascii="Times New Roman"/>
@@ -788,6 +1066,16 @@
           <w:p>
             <w:pPr>
               <w:pStyle w:val="26"/>
+              <w:keepNext w:val="0"/>
+              <w:keepLines w:val="0"/>
+              <w:pageBreakBefore w:val="0"/>
+              <w:widowControl w:val="0"/>
+              <w:wordWrap/>
+              <w:overflowPunct/>
+              <w:topLinePunct w:val="0"/>
+              <w:autoSpaceDE w:val="0"/>
+              <w:autoSpaceDN w:val="0"/>
+              <w:bidi w:val="0"/>
               <w:spacing w:before="0"/>
               <w:rPr>
                 <w:rFonts w:ascii="Times New Roman"/>
@@ -803,6 +1091,16 @@
           <w:p>
             <w:pPr>
               <w:pStyle w:val="26"/>
+              <w:keepNext w:val="0"/>
+              <w:keepLines w:val="0"/>
+              <w:pageBreakBefore w:val="0"/>
+              <w:widowControl w:val="0"/>
+              <w:wordWrap/>
+              <w:overflowPunct/>
+              <w:topLinePunct w:val="0"/>
+              <w:autoSpaceDE w:val="0"/>
+              <w:autoSpaceDN w:val="0"/>
+              <w:bidi w:val="0"/>
               <w:spacing w:before="0"/>
               <w:rPr>
                 <w:rFonts w:ascii="Times New Roman"/>
@@ -818,6 +1116,16 @@
           <w:p>
             <w:pPr>
               <w:pStyle w:val="26"/>
+              <w:keepNext w:val="0"/>
+              <w:keepLines w:val="0"/>
+              <w:pageBreakBefore w:val="0"/>
+              <w:widowControl w:val="0"/>
+              <w:wordWrap/>
+              <w:overflowPunct/>
+              <w:topLinePunct w:val="0"/>
+              <w:autoSpaceDE w:val="0"/>
+              <w:autoSpaceDN w:val="0"/>
+              <w:bidi w:val="0"/>
               <w:spacing w:before="0"/>
               <w:rPr>
                 <w:rFonts w:ascii="Times New Roman"/>
@@ -830,6 +1138,16 @@
     </w:tbl>
     <w:p>
       <w:pPr>
+        <w:keepNext w:val="0"/>
+        <w:keepLines w:val="0"/>
+        <w:pageBreakBefore w:val="0"/>
+        <w:widowControl w:val="0"/>
+        <w:wordWrap/>
+        <w:overflowPunct/>
+        <w:topLinePunct w:val="0"/>
+        <w:autoSpaceDE w:val="0"/>
+        <w:autoSpaceDN w:val="0"/>
+        <w:bidi w:val="0"/>
         <w:rPr>
           <w:rFonts w:ascii="Times New Roman"/>
           <w:sz w:val="24"/>
@@ -844,6 +1162,16 @@
     <w:p>
       <w:pPr>
         <w:pStyle w:val="12"/>
+        <w:keepNext w:val="0"/>
+        <w:keepLines w:val="0"/>
+        <w:pageBreakBefore w:val="0"/>
+        <w:widowControl w:val="0"/>
+        <w:wordWrap/>
+        <w:overflowPunct/>
+        <w:topLinePunct w:val="0"/>
+        <w:autoSpaceDE w:val="0"/>
+        <w:autoSpaceDN w:val="0"/>
+        <w:bidi w:val="0"/>
         <w:spacing w:before="9"/>
         <w:rPr>
           <w:sz w:val="8"/>
@@ -881,6 +1209,16 @@
       <w:sdtContent>
         <w:p>
           <w:pPr>
+            <w:keepNext w:val="0"/>
+            <w:keepLines w:val="0"/>
+            <w:pageBreakBefore w:val="0"/>
+            <w:widowControl w:val="0"/>
+            <w:wordWrap/>
+            <w:overflowPunct/>
+            <w:topLinePunct w:val="0"/>
+            <w:autoSpaceDE w:val="0"/>
+            <w:autoSpaceDN w:val="0"/>
+            <w:bidi w:val="0"/>
             <w:spacing w:before="0" w:beforeLines="0" w:after="0" w:afterLines="0" w:line="240" w:lineRule="auto"/>
             <w:ind w:left="0" w:leftChars="0" w:right="0" w:rightChars="0" w:firstLine="0" w:firstLineChars="0"/>
             <w:jc w:val="center"/>
@@ -947,7 +1285,7 @@
               <w:szCs w:val="24"/>
               <w:lang w:eastAsia="zh-CN"/>
             </w:rPr>
-            <w:instrText xml:space="preserve"> HYPERLINK \l _Toc4831 </w:instrText>
+            <w:instrText xml:space="preserve"> HYPERLINK \l _Toc19682 </w:instrText>
           </w:r>
           <w:r>
             <w:rPr>
@@ -971,7 +1309,7 @@
             <w:fldChar w:fldCharType="begin"/>
           </w:r>
           <w:r>
-            <w:instrText xml:space="preserve"> PAGEREF _Toc4831 \h </w:instrText>
+            <w:instrText xml:space="preserve"> PAGEREF _Toc19682 \h </w:instrText>
           </w:r>
           <w:r>
             <w:fldChar w:fldCharType="separate"/>
@@ -1012,7 +1350,7 @@
               <w:szCs w:val="24"/>
               <w:lang w:eastAsia="zh-CN"/>
             </w:rPr>
-            <w:instrText xml:space="preserve"> HYPERLINK \l _Toc12824 </w:instrText>
+            <w:instrText xml:space="preserve"> HYPERLINK \l _Toc24026 </w:instrText>
           </w:r>
           <w:r>
             <w:rPr>
@@ -1035,7 +1373,7 @@
             <w:fldChar w:fldCharType="begin"/>
           </w:r>
           <w:r>
-            <w:instrText xml:space="preserve"> PAGEREF _Toc12824 \h </w:instrText>
+            <w:instrText xml:space="preserve"> PAGEREF _Toc24026 \h </w:instrText>
           </w:r>
           <w:r>
             <w:fldChar w:fldCharType="separate"/>
@@ -1076,7 +1414,7 @@
               <w:szCs w:val="24"/>
               <w:lang w:eastAsia="zh-CN"/>
             </w:rPr>
-            <w:instrText xml:space="preserve"> HYPERLINK \l _Toc193 </w:instrText>
+            <w:instrText xml:space="preserve"> HYPERLINK \l _Toc3504 </w:instrText>
           </w:r>
           <w:r>
             <w:rPr>
@@ -1102,7 +1440,7 @@
             <w:fldChar w:fldCharType="begin"/>
           </w:r>
           <w:r>
-            <w:instrText xml:space="preserve"> PAGEREF _Toc193 \h </w:instrText>
+            <w:instrText xml:space="preserve"> PAGEREF _Toc3504 \h </w:instrText>
           </w:r>
           <w:r>
             <w:fldChar w:fldCharType="separate"/>
@@ -1143,7 +1481,7 @@
               <w:szCs w:val="24"/>
               <w:lang w:eastAsia="zh-CN"/>
             </w:rPr>
-            <w:instrText xml:space="preserve"> HYPERLINK \l _Toc6515 </w:instrText>
+            <w:instrText xml:space="preserve"> HYPERLINK \l _Toc10595 </w:instrText>
           </w:r>
           <w:r>
             <w:rPr>
@@ -1169,7 +1507,7 @@
             <w:fldChar w:fldCharType="begin"/>
           </w:r>
           <w:r>
-            <w:instrText xml:space="preserve"> PAGEREF _Toc6515 \h </w:instrText>
+            <w:instrText xml:space="preserve"> PAGEREF _Toc10595 \h </w:instrText>
           </w:r>
           <w:r>
             <w:fldChar w:fldCharType="separate"/>
@@ -1210,7 +1548,7 @@
               <w:szCs w:val="24"/>
               <w:lang w:eastAsia="zh-CN"/>
             </w:rPr>
-            <w:instrText xml:space="preserve"> HYPERLINK \l _Toc25675 </w:instrText>
+            <w:instrText xml:space="preserve"> HYPERLINK \l _Toc6744 </w:instrText>
           </w:r>
           <w:r>
             <w:rPr>
@@ -1236,7 +1574,7 @@
             <w:fldChar w:fldCharType="begin"/>
           </w:r>
           <w:r>
-            <w:instrText xml:space="preserve"> PAGEREF _Toc25675 \h </w:instrText>
+            <w:instrText xml:space="preserve"> PAGEREF _Toc6744 \h </w:instrText>
           </w:r>
           <w:r>
             <w:fldChar w:fldCharType="separate"/>
@@ -1277,7 +1615,7 @@
               <w:szCs w:val="24"/>
               <w:lang w:eastAsia="zh-CN"/>
             </w:rPr>
-            <w:instrText xml:space="preserve"> HYPERLINK \l _Toc7214 </w:instrText>
+            <w:instrText xml:space="preserve"> HYPERLINK \l _Toc27196 </w:instrText>
           </w:r>
           <w:r>
             <w:rPr>
@@ -1303,7 +1641,7 @@
             <w:fldChar w:fldCharType="begin"/>
           </w:r>
           <w:r>
-            <w:instrText xml:space="preserve"> PAGEREF _Toc7214 \h </w:instrText>
+            <w:instrText xml:space="preserve"> PAGEREF _Toc27196 \h </w:instrText>
           </w:r>
           <w:r>
             <w:fldChar w:fldCharType="separate"/>
@@ -1344,7 +1682,7 @@
               <w:szCs w:val="24"/>
               <w:lang w:eastAsia="zh-CN"/>
             </w:rPr>
-            <w:instrText xml:space="preserve"> HYPERLINK \l _Toc26032 </w:instrText>
+            <w:instrText xml:space="preserve"> HYPERLINK \l _Toc1398 </w:instrText>
           </w:r>
           <w:r>
             <w:rPr>
@@ -1374,7 +1712,7 @@
             <w:fldChar w:fldCharType="begin"/>
           </w:r>
           <w:r>
-            <w:instrText xml:space="preserve"> PAGEREF _Toc26032 \h </w:instrText>
+            <w:instrText xml:space="preserve"> PAGEREF _Toc1398 \h </w:instrText>
           </w:r>
           <w:r>
             <w:fldChar w:fldCharType="separate"/>
@@ -1415,7 +1753,7 @@
               <w:szCs w:val="24"/>
               <w:lang w:eastAsia="zh-CN"/>
             </w:rPr>
-            <w:instrText xml:space="preserve"> HYPERLINK \l _Toc18006 </w:instrText>
+            <w:instrText xml:space="preserve"> HYPERLINK \l _Toc31109 </w:instrText>
           </w:r>
           <w:r>
             <w:rPr>
@@ -1445,7 +1783,7 @@
             <w:fldChar w:fldCharType="begin"/>
           </w:r>
           <w:r>
-            <w:instrText xml:space="preserve"> PAGEREF _Toc18006 \h </w:instrText>
+            <w:instrText xml:space="preserve"> PAGEREF _Toc31109 \h </w:instrText>
           </w:r>
           <w:r>
             <w:fldChar w:fldCharType="separate"/>
@@ -1486,7 +1824,7 @@
               <w:szCs w:val="24"/>
               <w:lang w:eastAsia="zh-CN"/>
             </w:rPr>
-            <w:instrText xml:space="preserve"> HYPERLINK \l _Toc31443 </w:instrText>
+            <w:instrText xml:space="preserve"> HYPERLINK \l _Toc22742 </w:instrText>
           </w:r>
           <w:r>
             <w:rPr>
@@ -1516,7 +1854,7 @@
             <w:fldChar w:fldCharType="begin"/>
           </w:r>
           <w:r>
-            <w:instrText xml:space="preserve"> PAGEREF _Toc31443 \h </w:instrText>
+            <w:instrText xml:space="preserve"> PAGEREF _Toc22742 \h </w:instrText>
           </w:r>
           <w:r>
             <w:fldChar w:fldCharType="separate"/>
@@ -1538,6 +1876,16 @@
         </w:p>
         <w:p>
           <w:pPr>
+            <w:keepNext w:val="0"/>
+            <w:keepLines w:val="0"/>
+            <w:pageBreakBefore w:val="0"/>
+            <w:widowControl w:val="0"/>
+            <w:wordWrap/>
+            <w:overflowPunct/>
+            <w:topLinePunct w:val="0"/>
+            <w:autoSpaceDE w:val="0"/>
+            <w:autoSpaceDN w:val="0"/>
+            <w:bidi w:val="0"/>
             <w:rPr>
               <w:rFonts w:hint="eastAsia" w:ascii="Microsoft JhengHei" w:hAnsi="Microsoft JhengHei" w:eastAsia="Microsoft JhengHei" w:cs="Microsoft JhengHei"/>
               <w:snapToGrid w:val="0"/>
@@ -1561,6 +1909,16 @@
     </w:sdt>
     <w:p>
       <w:pPr>
+        <w:keepNext w:val="0"/>
+        <w:keepLines w:val="0"/>
+        <w:pageBreakBefore w:val="0"/>
+        <w:widowControl w:val="0"/>
+        <w:wordWrap/>
+        <w:overflowPunct/>
+        <w:topLinePunct w:val="0"/>
+        <w:autoSpaceDE w:val="0"/>
+        <w:autoSpaceDN w:val="0"/>
+        <w:bidi w:val="0"/>
         <w:rPr>
           <w:rFonts w:ascii="Calibri" w:hAnsi="Arial" w:eastAsia="Calibri" w:cs="Arial"/>
           <w:snapToGrid w:val="0"/>
@@ -1580,9 +1938,18 @@
     <w:p>
       <w:pPr>
         <w:pStyle w:val="28"/>
+        <w:keepNext w:val="0"/>
+        <w:keepLines w:val="0"/>
+        <w:pageBreakBefore w:val="0"/>
+        <w:widowControl w:val="0"/>
+        <w:wordWrap/>
+        <w:overflowPunct/>
+        <w:topLinePunct w:val="0"/>
+        <w:autoSpaceDE w:val="0"/>
+        <w:autoSpaceDN w:val="0"/>
         <w:bidi w:val="0"/>
       </w:pPr>
-      <w:bookmarkStart w:id="2" w:name="_Toc193"/>
+      <w:bookmarkStart w:id="2" w:name="_Toc3504"/>
       <w:r>
         <w:t>目的</w:t>
       </w:r>
@@ -1590,56 +1957,45 @@
     </w:p>
     <w:p>
       <w:pPr>
-        <w:pStyle w:val="12"/>
+        <w:pStyle w:val="29"/>
         <w:keepNext w:val="0"/>
         <w:keepLines w:val="0"/>
         <w:pageBreakBefore w:val="0"/>
-        <w:widowControl/>
-        <w:kinsoku w:val="0"/>
+        <w:widowControl w:val="0"/>
         <w:wordWrap/>
         <w:overflowPunct/>
         <w:topLinePunct w:val="0"/>
         <w:autoSpaceDE w:val="0"/>
         <w:autoSpaceDN w:val="0"/>
         <w:bidi w:val="0"/>
-        <w:adjustRightInd w:val="0"/>
-        <w:snapToGrid w:val="0"/>
-        <w:spacing w:line="360" w:lineRule="auto"/>
-        <w:ind w:firstLine="476" w:firstLineChars="200"/>
-        <w:textAlignment w:val="baseline"/>
-        <w:rPr>
-          <w:rFonts w:hint="eastAsia" w:ascii="宋体" w:hAnsi="宋体" w:eastAsia="宋体" w:cs="宋体"/>
-          <w:sz w:val="24"/>
-          <w:szCs w:val="24"/>
+        <w:rPr>
+          <w:rFonts w:hint="eastAsia"/>
           <w:lang w:eastAsia="zh-CN"/>
         </w:rPr>
       </w:pPr>
       <w:r>
         <w:rPr>
-          <w:rFonts w:hint="eastAsia" w:ascii="宋体" w:hAnsi="宋体" w:eastAsia="宋体" w:cs="宋体"/>
-          <w:spacing w:val="-1"/>
-          <w:sz w:val="24"/>
-          <w:szCs w:val="24"/>
+          <w:rFonts w:hint="eastAsia"/>
           <w:lang w:eastAsia="zh-CN"/>
         </w:rPr>
-        <w:t>根据公司质量管理体系文件策划要求和公司质量方针目标的要求，按《客户满意度调查</w:t>
-      </w:r>
-      <w:r>
-        <w:rPr>
-          <w:rFonts w:hint="eastAsia" w:ascii="宋体" w:hAnsi="宋体" w:eastAsia="宋体" w:cs="宋体"/>
-          <w:sz w:val="24"/>
-          <w:szCs w:val="24"/>
-          <w:lang w:eastAsia="zh-CN"/>
-        </w:rPr>
-        <w:t>程序》规定，对公司的主要客户进行客户满意度调查</w:t>
+        <w:t>根据公司质量管理体系文件策划要求和公司质量方针目标的要求，按《客户满意度调查程序》规定，对公司的主要客户进行客户满意度调查</w:t>
       </w:r>
     </w:p>
     <w:p>
       <w:pPr>
         <w:pStyle w:val="28"/>
+        <w:keepNext w:val="0"/>
+        <w:keepLines w:val="0"/>
+        <w:pageBreakBefore w:val="0"/>
+        <w:widowControl w:val="0"/>
+        <w:wordWrap/>
+        <w:overflowPunct/>
+        <w:topLinePunct w:val="0"/>
+        <w:autoSpaceDE w:val="0"/>
+        <w:autoSpaceDN w:val="0"/>
         <w:bidi w:val="0"/>
       </w:pPr>
-      <w:bookmarkStart w:id="3" w:name="_Toc6515"/>
+      <w:bookmarkStart w:id="3" w:name="_Toc10595"/>
       <w:r>
         <w:t>适用范围</w:t>
       </w:r>
@@ -1647,35 +2003,25 @@
     </w:p>
     <w:p>
       <w:pPr>
-        <w:pStyle w:val="12"/>
+        <w:pStyle w:val="29"/>
         <w:keepNext w:val="0"/>
         <w:keepLines w:val="0"/>
         <w:pageBreakBefore w:val="0"/>
-        <w:widowControl/>
-        <w:kinsoku w:val="0"/>
+        <w:widowControl w:val="0"/>
         <w:wordWrap/>
         <w:overflowPunct/>
         <w:topLinePunct w:val="0"/>
         <w:autoSpaceDE w:val="0"/>
         <w:autoSpaceDN w:val="0"/>
         <w:bidi w:val="0"/>
-        <w:adjustRightInd w:val="0"/>
-        <w:snapToGrid w:val="0"/>
-        <w:spacing w:line="360" w:lineRule="auto"/>
-        <w:ind w:firstLine="480" w:firstLineChars="200"/>
-        <w:textAlignment w:val="baseline"/>
-        <w:rPr>
-          <w:rFonts w:hint="eastAsia" w:ascii="宋体" w:hAnsi="宋体" w:eastAsia="宋体" w:cs="宋体"/>
-          <w:sz w:val="24"/>
-          <w:szCs w:val="24"/>
+        <w:rPr>
+          <w:rFonts w:hint="eastAsia"/>
           <w:lang w:eastAsia="zh-CN"/>
         </w:rPr>
       </w:pPr>
       <w:r>
         <w:rPr>
-          <w:rFonts w:hint="eastAsia" w:ascii="宋体" w:hAnsi="宋体" w:eastAsia="宋体" w:cs="宋体"/>
-          <w:sz w:val="24"/>
-          <w:szCs w:val="24"/>
+          <w:rFonts w:hint="eastAsia"/>
           <w:lang w:eastAsia="zh-CN"/>
         </w:rPr>
         <w:t>本制度适用于甘肃国邦信息科技有限公司（以下简称“公司”）</w:t>
@@ -1684,9 +2030,18 @@
     <w:p>
       <w:pPr>
         <w:pStyle w:val="28"/>
+        <w:keepNext w:val="0"/>
+        <w:keepLines w:val="0"/>
+        <w:pageBreakBefore w:val="0"/>
+        <w:widowControl w:val="0"/>
+        <w:wordWrap/>
+        <w:overflowPunct/>
+        <w:topLinePunct w:val="0"/>
+        <w:autoSpaceDE w:val="0"/>
+        <w:autoSpaceDN w:val="0"/>
         <w:bidi w:val="0"/>
       </w:pPr>
-      <w:bookmarkStart w:id="4" w:name="_Toc25675"/>
+      <w:bookmarkStart w:id="4" w:name="_Toc6744"/>
       <w:r>
         <w:t>引用文件</w:t>
       </w:r>
@@ -1694,46 +2049,35 @@
     </w:p>
     <w:p>
       <w:pPr>
-        <w:pStyle w:val="25"/>
+        <w:pStyle w:val="41"/>
         <w:keepNext w:val="0"/>
         <w:keepLines w:val="0"/>
         <w:pageBreakBefore w:val="0"/>
-        <w:widowControl/>
+        <w:widowControl w:val="0"/>
         <w:numPr>
-          <w:ilvl w:val="1"/>
+          <w:ilvl w:val="0"/>
           <w:numId w:val="2"/>
         </w:numPr>
-        <w:tabs>
-          <w:tab w:val="left" w:pos="935"/>
-        </w:tabs>
-        <w:kinsoku w:val="0"/>
         <w:wordWrap/>
         <w:overflowPunct/>
         <w:topLinePunct w:val="0"/>
         <w:autoSpaceDE w:val="0"/>
         <w:autoSpaceDN w:val="0"/>
         <w:bidi w:val="0"/>
-        <w:adjustRightInd w:val="0"/>
-        <w:snapToGrid w:val="0"/>
-        <w:spacing w:line="360" w:lineRule="auto"/>
-        <w:ind w:left="480" w:right="0" w:hanging="480" w:hangingChars="200"/>
-        <w:textAlignment w:val="baseline"/>
-        <w:rPr>
-          <w:sz w:val="24"/>
+        <w:ind w:left="425" w:leftChars="0" w:hanging="425" w:firstLineChars="0"/>
+        <w:rPr>
           <w:lang w:eastAsia="zh-CN"/>
         </w:rPr>
       </w:pPr>
       <w:r>
         <w:rPr>
           <w:rFonts w:hint="eastAsia"/>
-          <w:sz w:val="24"/>
           <w:lang w:eastAsia="zh-CN"/>
         </w:rPr>
         <w:t>T/CESA 1299—2023</w:t>
       </w:r>
       <w:r>
         <w:rPr>
-          <w:sz w:val="24"/>
           <w:lang w:eastAsia="zh-CN"/>
         </w:rPr>
         <w:t xml:space="preserve"> 《信息技术服务 运行维护服务能力成熟度模型》</w:t>
@@ -1741,38 +2085,28 @@
     </w:p>
     <w:p>
       <w:pPr>
-        <w:pStyle w:val="25"/>
+        <w:pStyle w:val="41"/>
         <w:keepNext w:val="0"/>
         <w:keepLines w:val="0"/>
         <w:pageBreakBefore w:val="0"/>
-        <w:widowControl/>
+        <w:widowControl w:val="0"/>
         <w:numPr>
-          <w:ilvl w:val="1"/>
+          <w:ilvl w:val="0"/>
           <w:numId w:val="2"/>
         </w:numPr>
-        <w:tabs>
-          <w:tab w:val="left" w:pos="935"/>
-        </w:tabs>
-        <w:kinsoku w:val="0"/>
         <w:wordWrap/>
         <w:overflowPunct/>
         <w:topLinePunct w:val="0"/>
         <w:autoSpaceDE w:val="0"/>
         <w:autoSpaceDN w:val="0"/>
         <w:bidi w:val="0"/>
-        <w:adjustRightInd w:val="0"/>
-        <w:snapToGrid w:val="0"/>
-        <w:spacing w:line="360" w:lineRule="auto"/>
-        <w:ind w:left="480" w:right="0" w:hanging="480" w:hangingChars="200"/>
-        <w:textAlignment w:val="baseline"/>
-        <w:rPr>
-          <w:sz w:val="24"/>
+        <w:ind w:left="425" w:leftChars="0" w:hanging="425" w:firstLineChars="0"/>
+        <w:rPr>
           <w:lang w:eastAsia="zh-CN"/>
         </w:rPr>
       </w:pPr>
       <w:r>
         <w:rPr>
-          <w:sz w:val="24"/>
           <w:lang w:eastAsia="zh-CN"/>
         </w:rPr>
         <w:t>GB/T 28827.1-20</w:t>
@@ -1780,14 +2114,12 @@
       <w:r>
         <w:rPr>
           <w:rFonts w:hint="eastAsia"/>
-          <w:sz w:val="24"/>
           <w:lang w:val="en-US" w:eastAsia="zh-CN"/>
         </w:rPr>
         <w:t>2</w:t>
       </w:r>
       <w:r>
         <w:rPr>
-          <w:sz w:val="24"/>
           <w:lang w:eastAsia="zh-CN"/>
         </w:rPr>
         <w:t>2《信息技术服务 运行维护 第一部分：通用要求》</w:t>
@@ -1795,183 +2127,86 @@
     </w:p>
     <w:p>
       <w:pPr>
-        <w:pStyle w:val="25"/>
+        <w:pStyle w:val="41"/>
         <w:keepNext w:val="0"/>
         <w:keepLines w:val="0"/>
         <w:pageBreakBefore w:val="0"/>
-        <w:widowControl/>
+        <w:widowControl w:val="0"/>
         <w:numPr>
-          <w:ilvl w:val="1"/>
+          <w:ilvl w:val="0"/>
           <w:numId w:val="2"/>
         </w:numPr>
-        <w:tabs>
-          <w:tab w:val="left" w:pos="935"/>
-        </w:tabs>
-        <w:kinsoku w:val="0"/>
         <w:wordWrap/>
         <w:overflowPunct/>
         <w:topLinePunct w:val="0"/>
         <w:autoSpaceDE w:val="0"/>
         <w:autoSpaceDN w:val="0"/>
         <w:bidi w:val="0"/>
-        <w:adjustRightInd w:val="0"/>
-        <w:snapToGrid w:val="0"/>
-        <w:spacing w:line="360" w:lineRule="auto"/>
-        <w:ind w:left="480" w:right="0" w:hanging="456" w:hangingChars="200"/>
-        <w:textAlignment w:val="baseline"/>
-        <w:rPr>
-          <w:sz w:val="24"/>
+        <w:ind w:left="425" w:leftChars="0" w:hanging="425" w:firstLineChars="0"/>
+        <w:rPr>
           <w:lang w:eastAsia="zh-CN"/>
         </w:rPr>
       </w:pPr>
       <w:r>
         <w:rPr>
-          <w:w w:val="95"/>
-          <w:sz w:val="24"/>
           <w:lang w:eastAsia="zh-CN"/>
         </w:rPr>
-        <w:t>GB/T</w:t>
-      </w:r>
-      <w:r>
-        <w:rPr>
-          <w:spacing w:val="73"/>
-          <w:w w:val="95"/>
-          <w:sz w:val="24"/>
-          <w:lang w:eastAsia="zh-CN"/>
-        </w:rPr>
-        <w:t xml:space="preserve"> </w:t>
-      </w:r>
-      <w:r>
-        <w:rPr>
-          <w:w w:val="95"/>
-          <w:sz w:val="24"/>
-          <w:lang w:eastAsia="zh-CN"/>
-        </w:rPr>
-        <w:t>28827.2-2012</w:t>
-      </w:r>
-      <w:r>
-        <w:rPr>
-          <w:spacing w:val="9"/>
-          <w:w w:val="95"/>
-          <w:sz w:val="24"/>
-          <w:lang w:eastAsia="zh-CN"/>
-        </w:rPr>
-        <w:t xml:space="preserve"> 《信息技术服务 运行维护 第 </w:t>
-      </w:r>
-      <w:r>
-        <w:rPr>
-          <w:w w:val="95"/>
-          <w:sz w:val="24"/>
-          <w:lang w:eastAsia="zh-CN"/>
-        </w:rPr>
-        <w:t>2</w:t>
-      </w:r>
-      <w:r>
-        <w:rPr>
-          <w:spacing w:val="-5"/>
-          <w:w w:val="95"/>
-          <w:sz w:val="24"/>
-          <w:lang w:eastAsia="zh-CN"/>
-        </w:rPr>
-        <w:t xml:space="preserve"> 部分:交付规范》</w:t>
+        <w:t>GB/T 28827.2-2012 《信息技术服务 运行维护 第 2 部分:交付规范》</w:t>
       </w:r>
     </w:p>
     <w:p>
       <w:pPr>
-        <w:pStyle w:val="25"/>
+        <w:pStyle w:val="41"/>
         <w:keepNext w:val="0"/>
         <w:keepLines w:val="0"/>
         <w:pageBreakBefore w:val="0"/>
-        <w:widowControl/>
+        <w:widowControl w:val="0"/>
         <w:numPr>
-          <w:ilvl w:val="1"/>
+          <w:ilvl w:val="0"/>
           <w:numId w:val="2"/>
         </w:numPr>
-        <w:tabs>
-          <w:tab w:val="left" w:pos="935"/>
-        </w:tabs>
-        <w:kinsoku w:val="0"/>
         <w:wordWrap/>
         <w:overflowPunct/>
         <w:topLinePunct w:val="0"/>
         <w:autoSpaceDE w:val="0"/>
         <w:autoSpaceDN w:val="0"/>
         <w:bidi w:val="0"/>
-        <w:adjustRightInd w:val="0"/>
-        <w:snapToGrid w:val="0"/>
-        <w:spacing w:line="360" w:lineRule="auto"/>
-        <w:ind w:left="480" w:right="0" w:hanging="480" w:hangingChars="200"/>
-        <w:textAlignment w:val="baseline"/>
-        <w:rPr>
-          <w:sz w:val="24"/>
+        <w:ind w:left="425" w:leftChars="0" w:hanging="425" w:firstLineChars="0"/>
+        <w:rPr>
           <w:lang w:eastAsia="zh-CN"/>
         </w:rPr>
       </w:pPr>
       <w:r>
         <w:rPr>
-          <w:sz w:val="24"/>
           <w:lang w:eastAsia="zh-CN"/>
         </w:rPr>
-        <w:t>GB/T 28827.3-2012</w:t>
-      </w:r>
-      <w:r>
-        <w:rPr>
-          <w:spacing w:val="-4"/>
-          <w:sz w:val="24"/>
-          <w:lang w:eastAsia="zh-CN"/>
-        </w:rPr>
-        <w:t xml:space="preserve"> 《信息技术服务 运行维护 第 </w:t>
-      </w:r>
-      <w:r>
-        <w:rPr>
-          <w:sz w:val="24"/>
-          <w:lang w:eastAsia="zh-CN"/>
-        </w:rPr>
-        <w:t>3</w:t>
-      </w:r>
-      <w:r>
-        <w:rPr>
-          <w:spacing w:val="-8"/>
-          <w:sz w:val="24"/>
-          <w:lang w:eastAsia="zh-CN"/>
-        </w:rPr>
-        <w:t xml:space="preserve"> 部分:应急响应规范》</w:t>
+        <w:t>GB/T 28827.3-2012 《信息技术服务 运行维护 第 3 部分:应急响应规范》</w:t>
       </w:r>
     </w:p>
     <w:p>
       <w:pPr>
-        <w:pStyle w:val="25"/>
+        <w:pStyle w:val="41"/>
         <w:keepNext w:val="0"/>
         <w:keepLines w:val="0"/>
         <w:pageBreakBefore w:val="0"/>
-        <w:widowControl/>
+        <w:widowControl w:val="0"/>
         <w:numPr>
-          <w:ilvl w:val="1"/>
+          <w:ilvl w:val="0"/>
           <w:numId w:val="2"/>
         </w:numPr>
-        <w:tabs>
-          <w:tab w:val="left" w:pos="935"/>
-        </w:tabs>
-        <w:kinsoku w:val="0"/>
         <w:wordWrap/>
         <w:overflowPunct/>
         <w:topLinePunct w:val="0"/>
         <w:autoSpaceDE w:val="0"/>
         <w:autoSpaceDN w:val="0"/>
         <w:bidi w:val="0"/>
-        <w:adjustRightInd w:val="0"/>
-        <w:snapToGrid w:val="0"/>
-        <w:spacing w:line="360" w:lineRule="auto"/>
-        <w:ind w:left="480" w:right="0" w:hanging="480" w:hangingChars="200"/>
-        <w:textAlignment w:val="baseline"/>
-        <w:rPr>
-          <w:sz w:val="24"/>
+        <w:ind w:left="425" w:leftChars="0" w:hanging="425" w:firstLineChars="0"/>
+        <w:rPr>
           <w:lang w:eastAsia="zh-CN"/>
         </w:rPr>
       </w:pPr>
       <w:r>
         <w:rPr>
-          <w:sz w:val="24"/>
           <w:lang w:eastAsia="zh-CN"/>
         </w:rPr>
         <w:t>GB/T 29264-2012 《信息技术服务 分类与代码》</w:t>
@@ -1979,38 +2214,28 @@
     </w:p>
     <w:p>
       <w:pPr>
-        <w:pStyle w:val="25"/>
+        <w:pStyle w:val="41"/>
         <w:keepNext w:val="0"/>
         <w:keepLines w:val="0"/>
         <w:pageBreakBefore w:val="0"/>
-        <w:widowControl/>
+        <w:widowControl w:val="0"/>
         <w:numPr>
-          <w:ilvl w:val="1"/>
+          <w:ilvl w:val="0"/>
           <w:numId w:val="2"/>
         </w:numPr>
-        <w:tabs>
-          <w:tab w:val="left" w:pos="935"/>
-        </w:tabs>
-        <w:kinsoku w:val="0"/>
         <w:wordWrap/>
         <w:overflowPunct/>
         <w:topLinePunct w:val="0"/>
         <w:autoSpaceDE w:val="0"/>
         <w:autoSpaceDN w:val="0"/>
         <w:bidi w:val="0"/>
-        <w:adjustRightInd w:val="0"/>
-        <w:snapToGrid w:val="0"/>
-        <w:spacing w:line="360" w:lineRule="auto"/>
-        <w:ind w:left="480" w:right="0" w:hanging="480" w:hangingChars="200"/>
-        <w:textAlignment w:val="baseline"/>
-        <w:rPr>
-          <w:sz w:val="24"/>
+        <w:ind w:left="425" w:leftChars="0" w:hanging="425" w:firstLineChars="0"/>
+        <w:rPr>
           <w:lang w:eastAsia="zh-CN"/>
         </w:rPr>
       </w:pPr>
       <w:r>
         <w:rPr>
-          <w:sz w:val="24"/>
           <w:lang w:eastAsia="zh-CN"/>
         </w:rPr>
         <w:t>国家有关法律、法规及行业标准</w:t>
@@ -2019,9 +2244,18 @@
     <w:p>
       <w:pPr>
         <w:pStyle w:val="28"/>
+        <w:keepNext w:val="0"/>
+        <w:keepLines w:val="0"/>
+        <w:pageBreakBefore w:val="0"/>
+        <w:widowControl w:val="0"/>
+        <w:wordWrap/>
+        <w:overflowPunct/>
+        <w:topLinePunct w:val="0"/>
+        <w:autoSpaceDE w:val="0"/>
+        <w:autoSpaceDN w:val="0"/>
         <w:bidi w:val="0"/>
       </w:pPr>
-      <w:bookmarkStart w:id="5" w:name="_Toc7214"/>
+      <w:bookmarkStart w:id="5" w:name="_Toc27196"/>
       <w:r>
         <w:t>术语与定义</w:t>
       </w:r>
@@ -2030,6 +2264,16 @@
     <w:p>
       <w:pPr>
         <w:pStyle w:val="12"/>
+        <w:keepNext w:val="0"/>
+        <w:keepLines w:val="0"/>
+        <w:pageBreakBefore w:val="0"/>
+        <w:widowControl w:val="0"/>
+        <w:wordWrap/>
+        <w:overflowPunct/>
+        <w:topLinePunct w:val="0"/>
+        <w:autoSpaceDE w:val="0"/>
+        <w:autoSpaceDN w:val="0"/>
+        <w:bidi w:val="0"/>
         <w:spacing w:before="78"/>
         <w:ind w:left="694"/>
       </w:pPr>
@@ -2040,12 +2284,21 @@
     <w:p>
       <w:pPr>
         <w:pStyle w:val="28"/>
+        <w:keepNext w:val="0"/>
+        <w:keepLines w:val="0"/>
+        <w:pageBreakBefore w:val="0"/>
+        <w:widowControl w:val="0"/>
+        <w:wordWrap/>
+        <w:overflowPunct/>
+        <w:topLinePunct w:val="0"/>
+        <w:autoSpaceDE w:val="0"/>
+        <w:autoSpaceDN w:val="0"/>
         <w:bidi w:val="0"/>
         <w:rPr>
           <w:lang w:eastAsia="zh-CN"/>
         </w:rPr>
       </w:pPr>
-      <w:bookmarkStart w:id="6" w:name="_Toc26032"/>
+      <w:bookmarkStart w:id="6" w:name="_Toc1398"/>
       <w:r>
         <w:rPr>
           <w:lang w:eastAsia="zh-CN"/>
@@ -2056,53 +2309,39 @@
     </w:p>
     <w:p>
       <w:pPr>
-        <w:pStyle w:val="12"/>
+        <w:pStyle w:val="29"/>
         <w:keepNext w:val="0"/>
         <w:keepLines w:val="0"/>
         <w:pageBreakBefore w:val="0"/>
-        <w:widowControl/>
-        <w:kinsoku w:val="0"/>
+        <w:widowControl w:val="0"/>
         <w:wordWrap/>
         <w:overflowPunct/>
         <w:topLinePunct w:val="0"/>
         <w:autoSpaceDE w:val="0"/>
         <w:autoSpaceDN w:val="0"/>
         <w:bidi w:val="0"/>
-        <w:adjustRightInd w:val="0"/>
-        <w:snapToGrid w:val="0"/>
-        <w:spacing w:line="360" w:lineRule="auto"/>
-        <w:ind w:firstLine="480" w:firstLineChars="200"/>
-        <w:textAlignment w:val="baseline"/>
-        <w:rPr>
-          <w:rFonts w:hint="eastAsia" w:ascii="宋体" w:hAnsi="宋体" w:eastAsia="宋体" w:cs="宋体"/>
-          <w:sz w:val="24"/>
-          <w:szCs w:val="24"/>
+        <w:rPr>
+          <w:rFonts w:hint="eastAsia"/>
           <w:lang w:eastAsia="zh-CN"/>
         </w:rPr>
       </w:pPr>
       <w:r>
         <w:rPr>
-          <w:rFonts w:hint="eastAsia" w:ascii="宋体" w:hAnsi="宋体" w:eastAsia="宋体" w:cs="宋体"/>
-          <w:sz w:val="24"/>
-          <w:szCs w:val="24"/>
+          <w:rFonts w:hint="eastAsia"/>
           <w:lang w:eastAsia="zh-CN"/>
         </w:rPr>
         <w:t>根据公司质量管理体系文件策划要求和公司质量方针目标的要求，按《客户满意度调查</w:t>
       </w:r>
       <w:r>
         <w:rPr>
-          <w:rFonts w:hint="eastAsia" w:ascii="宋体" w:hAnsi="宋体" w:eastAsia="宋体" w:cs="宋体"/>
-          <w:sz w:val="24"/>
-          <w:szCs w:val="24"/>
+          <w:rFonts w:hint="eastAsia"/>
           <w:lang w:val="en-US" w:eastAsia="zh-CN"/>
         </w:rPr>
         <w:t>制度</w:t>
       </w:r>
       <w:r>
         <w:rPr>
-          <w:rFonts w:hint="eastAsia" w:ascii="宋体" w:hAnsi="宋体" w:eastAsia="宋体" w:cs="宋体"/>
-          <w:sz w:val="24"/>
-          <w:szCs w:val="24"/>
+          <w:rFonts w:hint="eastAsia"/>
           <w:lang w:eastAsia="zh-CN"/>
         </w:rPr>
         <w:t>》规定，对公司的主要客户进行了顾客满意度调查，调查采用调查表方式。</w:t>
@@ -2110,35 +2349,25 @@
     </w:p>
     <w:p>
       <w:pPr>
-        <w:pStyle w:val="12"/>
+        <w:pStyle w:val="29"/>
         <w:keepNext w:val="0"/>
         <w:keepLines w:val="0"/>
         <w:pageBreakBefore w:val="0"/>
-        <w:widowControl/>
-        <w:kinsoku w:val="0"/>
+        <w:widowControl w:val="0"/>
         <w:wordWrap/>
         <w:overflowPunct/>
         <w:topLinePunct w:val="0"/>
         <w:autoSpaceDE w:val="0"/>
         <w:autoSpaceDN w:val="0"/>
         <w:bidi w:val="0"/>
-        <w:adjustRightInd w:val="0"/>
-        <w:snapToGrid w:val="0"/>
-        <w:spacing w:line="360" w:lineRule="auto"/>
-        <w:ind w:firstLine="480" w:firstLineChars="200"/>
-        <w:textAlignment w:val="baseline"/>
-        <w:rPr>
-          <w:rFonts w:hint="eastAsia" w:ascii="宋体" w:hAnsi="宋体" w:eastAsia="宋体" w:cs="宋体"/>
-          <w:sz w:val="24"/>
-          <w:szCs w:val="24"/>
+        <w:rPr>
+          <w:rFonts w:hint="eastAsia"/>
           <w:lang w:eastAsia="zh-CN"/>
         </w:rPr>
       </w:pPr>
       <w:r>
         <w:rPr>
-          <w:rFonts w:hint="eastAsia" w:ascii="宋体" w:hAnsi="宋体" w:eastAsia="宋体" w:cs="宋体"/>
-          <w:sz w:val="24"/>
-          <w:szCs w:val="24"/>
+          <w:rFonts w:hint="eastAsia"/>
           <w:lang w:eastAsia="zh-CN"/>
         </w:rPr>
         <w:t>统计分析原则：</w:t>
@@ -2146,38 +2375,28 @@
     </w:p>
     <w:p>
       <w:pPr>
-        <w:pStyle w:val="25"/>
+        <w:pStyle w:val="41"/>
         <w:keepNext w:val="0"/>
         <w:keepLines w:val="0"/>
         <w:pageBreakBefore w:val="0"/>
-        <w:widowControl/>
+        <w:widowControl w:val="0"/>
         <w:numPr>
-          <w:ilvl w:val="1"/>
+          <w:ilvl w:val="0"/>
           <w:numId w:val="3"/>
         </w:numPr>
-        <w:tabs>
-          <w:tab w:val="left" w:pos="935"/>
-        </w:tabs>
-        <w:kinsoku w:val="0"/>
         <w:wordWrap/>
         <w:overflowPunct/>
         <w:topLinePunct w:val="0"/>
         <w:autoSpaceDE w:val="0"/>
         <w:autoSpaceDN w:val="0"/>
         <w:bidi w:val="0"/>
-        <w:adjustRightInd w:val="0"/>
-        <w:snapToGrid w:val="0"/>
-        <w:spacing w:line="360" w:lineRule="auto"/>
-        <w:ind w:left="480" w:right="0" w:hanging="480" w:hangingChars="200"/>
-        <w:textAlignment w:val="baseline"/>
-        <w:rPr>
-          <w:sz w:val="24"/>
+        <w:ind w:left="425" w:leftChars="0" w:hanging="425" w:firstLineChars="0"/>
+        <w:rPr>
           <w:lang w:eastAsia="zh-CN"/>
         </w:rPr>
       </w:pPr>
       <w:r>
         <w:rPr>
-          <w:sz w:val="24"/>
           <w:lang w:eastAsia="zh-CN"/>
         </w:rPr>
         <w:t>很满意(10分) 满意(8分) 基本满意(5分) 不满意(0分)</w:t>
@@ -2185,170 +2404,128 @@
     </w:p>
     <w:p>
       <w:pPr>
-        <w:pStyle w:val="25"/>
+        <w:pStyle w:val="41"/>
         <w:keepNext w:val="0"/>
         <w:keepLines w:val="0"/>
         <w:pageBreakBefore w:val="0"/>
-        <w:widowControl/>
+        <w:widowControl w:val="0"/>
         <w:numPr>
-          <w:ilvl w:val="1"/>
+          <w:ilvl w:val="0"/>
           <w:numId w:val="3"/>
         </w:numPr>
-        <w:tabs>
-          <w:tab w:val="left" w:pos="935"/>
-        </w:tabs>
-        <w:kinsoku w:val="0"/>
         <w:wordWrap/>
         <w:overflowPunct/>
         <w:topLinePunct w:val="0"/>
         <w:autoSpaceDE w:val="0"/>
         <w:autoSpaceDN w:val="0"/>
         <w:bidi w:val="0"/>
-        <w:adjustRightInd w:val="0"/>
-        <w:snapToGrid w:val="0"/>
-        <w:spacing w:line="360" w:lineRule="auto"/>
-        <w:ind w:left="480" w:right="0" w:hanging="480" w:hangingChars="200"/>
-        <w:textAlignment w:val="baseline"/>
-        <w:rPr>
-          <w:sz w:val="24"/>
+        <w:ind w:left="425" w:leftChars="0" w:hanging="425" w:firstLineChars="0"/>
+        <w:rPr>
           <w:lang w:eastAsia="zh-CN"/>
         </w:rPr>
       </w:pPr>
       <w:r>
         <w:rPr>
-          <w:sz w:val="24"/>
           <w:lang w:eastAsia="zh-CN"/>
         </w:rPr>
-        <w:t xml:space="preserve"> 顾客评分总分为 100 分，表示顾客非常满意；</w:t>
+        <w:t>顾客评分总分为 100 分，表示顾客非常满意；</w:t>
       </w:r>
     </w:p>
     <w:p>
       <w:pPr>
-        <w:pStyle w:val="25"/>
+        <w:pStyle w:val="41"/>
         <w:keepNext w:val="0"/>
         <w:keepLines w:val="0"/>
         <w:pageBreakBefore w:val="0"/>
-        <w:widowControl/>
+        <w:widowControl w:val="0"/>
         <w:numPr>
-          <w:ilvl w:val="1"/>
+          <w:ilvl w:val="0"/>
           <w:numId w:val="3"/>
         </w:numPr>
-        <w:tabs>
-          <w:tab w:val="left" w:pos="935"/>
-        </w:tabs>
-        <w:kinsoku w:val="0"/>
         <w:wordWrap/>
         <w:overflowPunct/>
         <w:topLinePunct w:val="0"/>
         <w:autoSpaceDE w:val="0"/>
         <w:autoSpaceDN w:val="0"/>
         <w:bidi w:val="0"/>
-        <w:adjustRightInd w:val="0"/>
-        <w:snapToGrid w:val="0"/>
-        <w:spacing w:line="360" w:lineRule="auto"/>
-        <w:ind w:left="480" w:right="0" w:hanging="480" w:hangingChars="200"/>
-        <w:textAlignment w:val="baseline"/>
-        <w:rPr>
-          <w:sz w:val="24"/>
+        <w:ind w:left="425" w:leftChars="0" w:hanging="425" w:firstLineChars="0"/>
+        <w:rPr>
           <w:lang w:eastAsia="zh-CN"/>
         </w:rPr>
       </w:pPr>
       <w:r>
         <w:rPr>
-          <w:sz w:val="24"/>
           <w:lang w:eastAsia="zh-CN"/>
         </w:rPr>
-        <w:t xml:space="preserve"> 80-100 分(含 80 分), 表示满意；</w:t>
+        <w:t>80-100 分(含 80 分), 表示满意；</w:t>
       </w:r>
     </w:p>
     <w:p>
       <w:pPr>
-        <w:pStyle w:val="25"/>
+        <w:pStyle w:val="41"/>
         <w:keepNext w:val="0"/>
         <w:keepLines w:val="0"/>
         <w:pageBreakBefore w:val="0"/>
-        <w:widowControl/>
+        <w:widowControl w:val="0"/>
         <w:numPr>
-          <w:ilvl w:val="1"/>
+          <w:ilvl w:val="0"/>
           <w:numId w:val="3"/>
         </w:numPr>
-        <w:tabs>
-          <w:tab w:val="left" w:pos="935"/>
-        </w:tabs>
-        <w:kinsoku w:val="0"/>
         <w:wordWrap/>
         <w:overflowPunct/>
         <w:topLinePunct w:val="0"/>
         <w:autoSpaceDE w:val="0"/>
         <w:autoSpaceDN w:val="0"/>
         <w:bidi w:val="0"/>
-        <w:adjustRightInd w:val="0"/>
-        <w:snapToGrid w:val="0"/>
-        <w:spacing w:line="360" w:lineRule="auto"/>
-        <w:ind w:left="480" w:right="0" w:hanging="480" w:hangingChars="200"/>
-        <w:textAlignment w:val="baseline"/>
-        <w:rPr>
-          <w:sz w:val="24"/>
+        <w:ind w:left="425" w:leftChars="0" w:hanging="425" w:firstLineChars="0"/>
+        <w:rPr>
           <w:lang w:eastAsia="zh-CN"/>
         </w:rPr>
       </w:pPr>
       <w:r>
         <w:rPr>
-          <w:sz w:val="24"/>
           <w:lang w:eastAsia="zh-CN"/>
         </w:rPr>
-        <w:t>. 60-80 分(含 60 分)， 表示尚可；</w:t>
+        <w:t>60-80 分(含 60 分)， 表示尚可；</w:t>
       </w:r>
     </w:p>
     <w:p>
       <w:pPr>
-        <w:pStyle w:val="25"/>
+        <w:pStyle w:val="41"/>
         <w:keepNext w:val="0"/>
         <w:keepLines w:val="0"/>
         <w:pageBreakBefore w:val="0"/>
-        <w:widowControl/>
+        <w:widowControl w:val="0"/>
         <w:numPr>
-          <w:ilvl w:val="1"/>
+          <w:ilvl w:val="0"/>
           <w:numId w:val="3"/>
         </w:numPr>
-        <w:tabs>
-          <w:tab w:val="left" w:pos="935"/>
-        </w:tabs>
-        <w:kinsoku w:val="0"/>
         <w:wordWrap/>
         <w:overflowPunct/>
         <w:topLinePunct w:val="0"/>
         <w:autoSpaceDE w:val="0"/>
         <w:autoSpaceDN w:val="0"/>
         <w:bidi w:val="0"/>
-        <w:adjustRightInd w:val="0"/>
-        <w:snapToGrid w:val="0"/>
-        <w:spacing w:line="360" w:lineRule="auto"/>
-        <w:ind w:left="480" w:right="0" w:hanging="480" w:hangingChars="200"/>
-        <w:textAlignment w:val="baseline"/>
-        <w:rPr>
-          <w:spacing w:val="7"/>
+        <w:ind w:left="425" w:leftChars="0" w:hanging="425" w:firstLineChars="0"/>
+        <w:rPr>
           <w:lang w:eastAsia="zh-CN"/>
         </w:rPr>
       </w:pPr>
       <w:r>
         <w:rPr>
-          <w:sz w:val="24"/>
           <w:lang w:eastAsia="zh-CN"/>
         </w:rPr>
-        <w:t xml:space="preserve"> 40</w:t>
+        <w:t>40</w:t>
       </w:r>
       <w:r>
         <w:rPr>
           <w:rFonts w:hint="eastAsia"/>
-          <w:sz w:val="24"/>
           <w:lang w:eastAsia="zh-CN"/>
         </w:rPr>
         <w:t>-</w:t>
       </w:r>
       <w:r>
         <w:rPr>
-          <w:sz w:val="24"/>
           <w:lang w:eastAsia="zh-CN"/>
         </w:rPr>
         <w:t>60 分(含 40 分)，表示不满意</w:t>
@@ -2356,12 +2533,22 @@
     </w:p>
     <w:p>
       <w:pPr>
+        <w:keepNext w:val="0"/>
+        <w:keepLines w:val="0"/>
+        <w:pageBreakBefore w:val="0"/>
+        <w:widowControl w:val="0"/>
+        <w:wordWrap/>
+        <w:overflowPunct/>
+        <w:topLinePunct w:val="0"/>
+        <w:autoSpaceDE w:val="0"/>
+        <w:autoSpaceDN w:val="0"/>
+        <w:bidi w:val="0"/>
         <w:rPr>
           <w:lang w:eastAsia="zh-CN"/>
         </w:rPr>
         <w:sectPr>
           <w:pgSz w:w="11910" w:h="16840"/>
-          <w:pgMar w:top="880" w:right="900" w:bottom="280" w:left="920" w:header="720" w:footer="720" w:gutter="0"/>
+          <w:pgMar w:top="1720" w:right="900" w:bottom="280" w:left="920" w:header="720" w:footer="720" w:gutter="0"/>
           <w:cols w:space="720" w:num="1"/>
         </w:sectPr>
       </w:pPr>
@@ -2369,12 +2556,21 @@
     <w:p>
       <w:pPr>
         <w:pStyle w:val="28"/>
+        <w:keepNext w:val="0"/>
+        <w:keepLines w:val="0"/>
+        <w:pageBreakBefore w:val="0"/>
+        <w:widowControl w:val="0"/>
+        <w:wordWrap/>
+        <w:overflowPunct/>
+        <w:topLinePunct w:val="0"/>
+        <w:autoSpaceDE w:val="0"/>
+        <w:autoSpaceDN w:val="0"/>
         <w:bidi w:val="0"/>
         <w:rPr>
           <w:lang w:eastAsia="zh-CN"/>
         </w:rPr>
       </w:pPr>
-      <w:bookmarkStart w:id="7" w:name="_Toc18006"/>
+      <w:bookmarkStart w:id="7" w:name="_Toc31109"/>
       <w:r>
         <w:rPr>
           <w:lang w:eastAsia="zh-CN"/>
@@ -2385,6 +2581,16 @@
     </w:p>
     <w:p>
       <w:pPr>
+        <w:keepNext w:val="0"/>
+        <w:keepLines w:val="0"/>
+        <w:pageBreakBefore w:val="0"/>
+        <w:widowControl w:val="0"/>
+        <w:wordWrap/>
+        <w:overflowPunct/>
+        <w:topLinePunct w:val="0"/>
+        <w:autoSpaceDE w:val="0"/>
+        <w:autoSpaceDN w:val="0"/>
+        <w:bidi w:val="0"/>
         <w:spacing w:before="279"/>
         <w:ind w:left="3574" w:right="3355"/>
         <w:jc w:val="center"/>
@@ -2415,18 +2621,6 @@
         </w:rPr>
         <w:t>客户满意度调查表结果统计表</w:t>
       </w:r>
-    </w:p>
-    <w:p>
-      <w:pPr>
-        <w:pStyle w:val="12"/>
-        <w:spacing w:before="14" w:after="1"/>
-        <w:rPr>
-          <w:rFonts w:ascii="Microsoft JhengHei"/>
-          <w:b/>
-          <w:sz w:val="16"/>
-          <w:lang w:eastAsia="zh-CN"/>
-        </w:rPr>
-      </w:pPr>
     </w:p>
     <w:tbl>
       <w:tblPr>
@@ -2487,6 +2681,16 @@
           <w:p>
             <w:pPr>
               <w:pStyle w:val="26"/>
+              <w:keepNext w:val="0"/>
+              <w:keepLines w:val="0"/>
+              <w:pageBreakBefore w:val="0"/>
+              <w:widowControl w:val="0"/>
+              <w:wordWrap/>
+              <w:overflowPunct/>
+              <w:topLinePunct w:val="0"/>
+              <w:autoSpaceDE w:val="0"/>
+              <w:autoSpaceDN w:val="0"/>
+              <w:bidi w:val="0"/>
               <w:spacing w:before="0"/>
               <w:rPr>
                 <w:rFonts w:ascii="Microsoft JhengHei"/>
@@ -2499,6 +2703,16 @@
           <w:p>
             <w:pPr>
               <w:pStyle w:val="26"/>
+              <w:keepNext w:val="0"/>
+              <w:keepLines w:val="0"/>
+              <w:pageBreakBefore w:val="0"/>
+              <w:widowControl w:val="0"/>
+              <w:wordWrap/>
+              <w:overflowPunct/>
+              <w:topLinePunct w:val="0"/>
+              <w:autoSpaceDE w:val="0"/>
+              <w:autoSpaceDN w:val="0"/>
+              <w:bidi w:val="0"/>
               <w:spacing w:before="0"/>
               <w:rPr>
                 <w:rFonts w:ascii="Microsoft JhengHei"/>
@@ -2511,71 +2725,37 @@
           <w:p>
             <w:pPr>
               <w:pStyle w:val="26"/>
-              <w:spacing w:before="13"/>
-              <w:rPr>
-                <w:rFonts w:ascii="Microsoft JhengHei"/>
-                <w:b/>
-                <w:sz w:val="25"/>
+              <w:keepNext w:val="0"/>
+              <w:keepLines w:val="0"/>
+              <w:pageBreakBefore w:val="0"/>
+              <w:widowControl w:val="0"/>
+              <w:wordWrap/>
+              <w:overflowPunct/>
+              <w:topLinePunct w:val="0"/>
+              <w:autoSpaceDE w:val="0"/>
+              <w:autoSpaceDN w:val="0"/>
+              <w:bidi w:val="0"/>
+              <w:spacing w:before="0"/>
+              <w:rPr>
+                <w:rFonts w:hint="eastAsia" w:eastAsia="宋体"/>
+                <w:sz w:val="20"/>
+                <w:lang w:val="en-US" w:eastAsia="zh-CN"/>
+              </w:rPr>
+            </w:pPr>
+            <w:r>
+              <w:rPr>
+                <w:rFonts w:hint="eastAsia"/>
+                <w:sz w:val="20"/>
                 <w:lang w:eastAsia="zh-CN"/>
               </w:rPr>
-            </w:pPr>
-          </w:p>
-          <w:p>
-            <w:pPr>
-              <w:pStyle w:val="26"/>
-              <w:spacing w:before="0"/>
-              <w:ind w:left="908"/>
-              <w:rPr>
-                <w:sz w:val="20"/>
-              </w:rPr>
-            </w:pPr>
-            <w:r>
-              <w:rPr>
-                <w:rFonts w:hint="eastAsia"/>
-                <w:sz w:val="20"/>
-                <w:lang w:eastAsia="zh-CN"/>
-              </w:rPr>
               <w:t>客户</w:t>
             </w:r>
-          </w:p>
-          <w:p>
-            <w:pPr>
-              <w:pStyle w:val="26"/>
-              <w:spacing w:before="0"/>
-              <w:rPr>
-                <w:rFonts w:ascii="Microsoft JhengHei"/>
-                <w:b/>
-                <w:sz w:val="20"/>
-              </w:rPr>
-            </w:pPr>
-          </w:p>
-          <w:p>
-            <w:pPr>
-              <w:pStyle w:val="26"/>
-              <w:spacing w:before="0"/>
-              <w:ind w:left="318"/>
-              <w:rPr>
-                <w:sz w:val="20"/>
-              </w:rPr>
-            </w:pPr>
             <w:r>
               <w:rPr>
                 <w:sz w:val="20"/>
               </w:rPr>
               <w:t>满意度</w:t>
             </w:r>
-          </w:p>
-          <w:p>
-            <w:pPr>
-              <w:pStyle w:val="26"/>
-              <w:spacing w:before="0"/>
-              <w:ind w:left="318"/>
-              <w:rPr>
-                <w:rFonts w:hint="eastAsia" w:eastAsia="宋体"/>
-                <w:sz w:val="20"/>
-                <w:lang w:val="en-US" w:eastAsia="zh-CN"/>
-              </w:rPr>
-            </w:pPr>
             <w:r>
               <w:rPr>
                 <w:rFonts w:hint="eastAsia" w:eastAsia="宋体"/>
@@ -2597,6 +2777,16 @@
           <w:p>
             <w:pPr>
               <w:pStyle w:val="26"/>
+              <w:keepNext w:val="0"/>
+              <w:keepLines w:val="0"/>
+              <w:pageBreakBefore w:val="0"/>
+              <w:widowControl w:val="0"/>
+              <w:wordWrap/>
+              <w:overflowPunct/>
+              <w:topLinePunct w:val="0"/>
+              <w:autoSpaceDE w:val="0"/>
+              <w:autoSpaceDN w:val="0"/>
+              <w:bidi w:val="0"/>
               <w:spacing w:before="0"/>
               <w:rPr>
                 <w:rFonts w:ascii="Microsoft JhengHei"/>
@@ -2608,6 +2798,16 @@
           <w:p>
             <w:pPr>
               <w:pStyle w:val="26"/>
+              <w:keepNext w:val="0"/>
+              <w:keepLines w:val="0"/>
+              <w:pageBreakBefore w:val="0"/>
+              <w:widowControl w:val="0"/>
+              <w:wordWrap/>
+              <w:overflowPunct/>
+              <w:topLinePunct w:val="0"/>
+              <w:autoSpaceDE w:val="0"/>
+              <w:autoSpaceDN w:val="0"/>
+              <w:bidi w:val="0"/>
               <w:spacing w:before="0"/>
               <w:rPr>
                 <w:rFonts w:ascii="Microsoft JhengHei"/>
@@ -2619,6 +2819,16 @@
           <w:p>
             <w:pPr>
               <w:pStyle w:val="26"/>
+              <w:keepNext w:val="0"/>
+              <w:keepLines w:val="0"/>
+              <w:pageBreakBefore w:val="0"/>
+              <w:widowControl w:val="0"/>
+              <w:wordWrap/>
+              <w:overflowPunct/>
+              <w:topLinePunct w:val="0"/>
+              <w:autoSpaceDE w:val="0"/>
+              <w:autoSpaceDN w:val="0"/>
+              <w:bidi w:val="0"/>
               <w:spacing w:before="13"/>
               <w:rPr>
                 <w:rFonts w:ascii="Microsoft JhengHei"/>
@@ -2630,6 +2840,16 @@
           <w:p>
             <w:pPr>
               <w:pStyle w:val="26"/>
+              <w:keepNext w:val="0"/>
+              <w:keepLines w:val="0"/>
+              <w:pageBreakBefore w:val="0"/>
+              <w:widowControl w:val="0"/>
+              <w:wordWrap/>
+              <w:overflowPunct/>
+              <w:topLinePunct w:val="0"/>
+              <w:autoSpaceDE w:val="0"/>
+              <w:autoSpaceDN w:val="0"/>
+              <w:bidi w:val="0"/>
               <w:spacing w:before="0" w:line="292" w:lineRule="auto"/>
               <w:ind w:left="254" w:right="241"/>
               <w:jc w:val="both"/>
@@ -2656,8 +2876,18 @@
           <w:p>
             <w:pPr>
               <w:pStyle w:val="26"/>
+              <w:keepNext w:val="0"/>
+              <w:keepLines w:val="0"/>
+              <w:pageBreakBefore w:val="0"/>
+              <w:widowControl w:val="0"/>
+              <w:wordWrap/>
+              <w:overflowPunct/>
+              <w:topLinePunct w:val="0"/>
+              <w:autoSpaceDE w:val="0"/>
+              <w:autoSpaceDN w:val="0"/>
+              <w:bidi w:val="0"/>
               <w:spacing w:before="112"/>
-              <w:ind w:left="3354" w:right="2351"/>
+              <w:ind w:left="0" w:leftChars="0" w:right="0" w:rightChars="0" w:firstLine="0" w:firstLineChars="0"/>
               <w:jc w:val="center"/>
               <w:rPr>
                 <w:sz w:val="20"/>
@@ -2679,15 +2909,13 @@
             </w:r>
             <w:r>
               <w:rPr>
-                <w:spacing w:val="-34"/>
-                <w:sz w:val="20"/>
-              </w:rPr>
-              <w:t xml:space="preserve"> 年 </w:t>
+                <w:sz w:val="20"/>
+              </w:rPr>
+              <w:t xml:space="preserve"> 年</w:t>
             </w:r>
             <w:r>
               <w:rPr>
                 <w:rFonts w:hint="eastAsia"/>
-                <w:spacing w:val="-34"/>
                 <w:sz w:val="20"/>
                 <w:lang w:val="en-US" w:eastAsia="zh-CN"/>
               </w:rPr>
@@ -2695,7 +2923,6 @@
             </w:r>
             <w:r>
               <w:rPr>
-                <w:spacing w:val="-25"/>
                 <w:sz w:val="20"/>
               </w:rPr>
               <w:t>月</w:t>
@@ -2733,6 +2960,16 @@
           </w:tcPr>
           <w:p>
             <w:pPr>
+              <w:keepNext w:val="0"/>
+              <w:keepLines w:val="0"/>
+              <w:pageBreakBefore w:val="0"/>
+              <w:widowControl w:val="0"/>
+              <w:wordWrap/>
+              <w:overflowPunct/>
+              <w:topLinePunct w:val="0"/>
+              <w:autoSpaceDE w:val="0"/>
+              <w:autoSpaceDN w:val="0"/>
+              <w:bidi w:val="0"/>
               <w:rPr>
                 <w:sz w:val="2"/>
                 <w:szCs w:val="2"/>
@@ -2750,6 +2987,16 @@
           </w:tcPr>
           <w:p>
             <w:pPr>
+              <w:keepNext w:val="0"/>
+              <w:keepLines w:val="0"/>
+              <w:pageBreakBefore w:val="0"/>
+              <w:widowControl w:val="0"/>
+              <w:wordWrap/>
+              <w:overflowPunct/>
+              <w:topLinePunct w:val="0"/>
+              <w:autoSpaceDE w:val="0"/>
+              <w:autoSpaceDN w:val="0"/>
+              <w:bidi w:val="0"/>
               <w:rPr>
                 <w:sz w:val="2"/>
                 <w:szCs w:val="2"/>
@@ -2765,6 +3012,16 @@
           <w:p>
             <w:pPr>
               <w:pStyle w:val="26"/>
+              <w:keepNext w:val="0"/>
+              <w:keepLines w:val="0"/>
+              <w:pageBreakBefore w:val="0"/>
+              <w:widowControl w:val="0"/>
+              <w:wordWrap/>
+              <w:overflowPunct/>
+              <w:topLinePunct w:val="0"/>
+              <w:autoSpaceDE w:val="0"/>
+              <w:autoSpaceDN w:val="0"/>
+              <w:bidi w:val="0"/>
               <w:spacing w:before="0" w:line="251" w:lineRule="exact"/>
               <w:ind w:left="10"/>
               <w:jc w:val="center"/>
@@ -2793,6 +3050,16 @@
           <w:p>
             <w:pPr>
               <w:pStyle w:val="26"/>
+              <w:keepNext w:val="0"/>
+              <w:keepLines w:val="0"/>
+              <w:pageBreakBefore w:val="0"/>
+              <w:widowControl w:val="0"/>
+              <w:wordWrap/>
+              <w:overflowPunct/>
+              <w:topLinePunct w:val="0"/>
+              <w:autoSpaceDE w:val="0"/>
+              <w:autoSpaceDN w:val="0"/>
+              <w:bidi w:val="0"/>
               <w:spacing w:before="1" w:line="292" w:lineRule="auto"/>
               <w:ind w:left="125" w:right="112"/>
               <w:jc w:val="center"/>
@@ -2821,6 +3088,16 @@
           <w:p>
             <w:pPr>
               <w:pStyle w:val="26"/>
+              <w:keepNext w:val="0"/>
+              <w:keepLines w:val="0"/>
+              <w:pageBreakBefore w:val="0"/>
+              <w:widowControl w:val="0"/>
+              <w:wordWrap/>
+              <w:overflowPunct/>
+              <w:topLinePunct w:val="0"/>
+              <w:autoSpaceDE w:val="0"/>
+              <w:autoSpaceDN w:val="0"/>
+              <w:bidi w:val="0"/>
               <w:spacing w:before="1" w:line="292" w:lineRule="auto"/>
               <w:ind w:left="179" w:right="166"/>
               <w:jc w:val="both"/>
@@ -2847,6 +3124,16 @@
           <w:p>
             <w:pPr>
               <w:pStyle w:val="26"/>
+              <w:keepNext w:val="0"/>
+              <w:keepLines w:val="0"/>
+              <w:pageBreakBefore w:val="0"/>
+              <w:widowControl w:val="0"/>
+              <w:wordWrap/>
+              <w:overflowPunct/>
+              <w:topLinePunct w:val="0"/>
+              <w:autoSpaceDE w:val="0"/>
+              <w:autoSpaceDN w:val="0"/>
+              <w:bidi w:val="0"/>
               <w:spacing w:before="0" w:line="292" w:lineRule="auto"/>
               <w:ind w:left="155" w:right="142"/>
               <w:jc w:val="center"/>
@@ -2873,6 +3160,16 @@
           <w:p>
             <w:pPr>
               <w:pStyle w:val="26"/>
+              <w:keepNext w:val="0"/>
+              <w:keepLines w:val="0"/>
+              <w:pageBreakBefore w:val="0"/>
+              <w:widowControl w:val="0"/>
+              <w:wordWrap/>
+              <w:overflowPunct/>
+              <w:topLinePunct w:val="0"/>
+              <w:autoSpaceDE w:val="0"/>
+              <w:autoSpaceDN w:val="0"/>
+              <w:bidi w:val="0"/>
               <w:spacing w:before="1" w:line="292" w:lineRule="auto"/>
               <w:ind w:left="138" w:right="125"/>
               <w:jc w:val="center"/>
@@ -2900,6 +3197,16 @@
           <w:p>
             <w:pPr>
               <w:pStyle w:val="26"/>
+              <w:keepNext w:val="0"/>
+              <w:keepLines w:val="0"/>
+              <w:pageBreakBefore w:val="0"/>
+              <w:widowControl w:val="0"/>
+              <w:wordWrap/>
+              <w:overflowPunct/>
+              <w:topLinePunct w:val="0"/>
+              <w:autoSpaceDE w:val="0"/>
+              <w:autoSpaceDN w:val="0"/>
+              <w:bidi w:val="0"/>
               <w:spacing w:before="0" w:line="292" w:lineRule="auto"/>
               <w:ind w:left="108" w:right="96"/>
               <w:jc w:val="both"/>
@@ -2947,6 +3254,16 @@
           <w:p>
             <w:pPr>
               <w:pStyle w:val="26"/>
+              <w:keepNext w:val="0"/>
+              <w:keepLines w:val="0"/>
+              <w:pageBreakBefore w:val="0"/>
+              <w:widowControl w:val="0"/>
+              <w:wordWrap/>
+              <w:overflowPunct/>
+              <w:topLinePunct w:val="0"/>
+              <w:autoSpaceDE w:val="0"/>
+              <w:autoSpaceDN w:val="0"/>
+              <w:bidi w:val="0"/>
               <w:spacing w:before="93"/>
               <w:ind w:left="108"/>
               <w:rPr>
@@ -2968,6 +3285,16 @@
           <w:p>
             <w:pPr>
               <w:pStyle w:val="26"/>
+              <w:keepNext w:val="0"/>
+              <w:keepLines w:val="0"/>
+              <w:pageBreakBefore w:val="0"/>
+              <w:widowControl w:val="0"/>
+              <w:wordWrap/>
+              <w:overflowPunct/>
+              <w:topLinePunct w:val="0"/>
+              <w:autoSpaceDE w:val="0"/>
+              <w:autoSpaceDN w:val="0"/>
+              <w:bidi w:val="0"/>
               <w:ind w:left="254"/>
               <w:rPr>
                 <w:sz w:val="20"/>
@@ -2988,6 +3315,16 @@
           <w:p>
             <w:pPr>
               <w:pStyle w:val="26"/>
+              <w:keepNext w:val="0"/>
+              <w:keepLines w:val="0"/>
+              <w:pageBreakBefore w:val="0"/>
+              <w:widowControl w:val="0"/>
+              <w:wordWrap/>
+              <w:overflowPunct/>
+              <w:topLinePunct w:val="0"/>
+              <w:autoSpaceDE w:val="0"/>
+              <w:autoSpaceDN w:val="0"/>
+              <w:bidi w:val="0"/>
               <w:ind w:left="376" w:right="366"/>
               <w:jc w:val="center"/>
               <w:rPr>
@@ -3009,6 +3346,16 @@
           <w:p>
             <w:pPr>
               <w:pStyle w:val="26"/>
+              <w:keepNext w:val="0"/>
+              <w:keepLines w:val="0"/>
+              <w:pageBreakBefore w:val="0"/>
+              <w:widowControl w:val="0"/>
+              <w:wordWrap/>
+              <w:overflowPunct/>
+              <w:topLinePunct w:val="0"/>
+              <w:autoSpaceDE w:val="0"/>
+              <w:autoSpaceDN w:val="0"/>
+              <w:bidi w:val="0"/>
               <w:ind w:left="10"/>
               <w:jc w:val="center"/>
               <w:rPr>
@@ -3030,6 +3377,16 @@
           <w:p>
             <w:pPr>
               <w:pStyle w:val="26"/>
+              <w:keepNext w:val="0"/>
+              <w:keepLines w:val="0"/>
+              <w:pageBreakBefore w:val="0"/>
+              <w:widowControl w:val="0"/>
+              <w:wordWrap/>
+              <w:overflowPunct/>
+              <w:topLinePunct w:val="0"/>
+              <w:autoSpaceDE w:val="0"/>
+              <w:autoSpaceDN w:val="0"/>
+              <w:bidi w:val="0"/>
               <w:ind w:left="359" w:right="349"/>
               <w:jc w:val="center"/>
               <w:rPr>
@@ -3051,6 +3408,16 @@
           <w:p>
             <w:pPr>
               <w:pStyle w:val="26"/>
+              <w:keepNext w:val="0"/>
+              <w:keepLines w:val="0"/>
+              <w:pageBreakBefore w:val="0"/>
+              <w:widowControl w:val="0"/>
+              <w:wordWrap/>
+              <w:overflowPunct/>
+              <w:topLinePunct w:val="0"/>
+              <w:autoSpaceDE w:val="0"/>
+              <w:autoSpaceDN w:val="0"/>
+              <w:bidi w:val="0"/>
               <w:ind w:left="152" w:right="142"/>
               <w:jc w:val="center"/>
               <w:rPr>
@@ -3072,6 +3439,16 @@
           <w:p>
             <w:pPr>
               <w:pStyle w:val="26"/>
+              <w:keepNext w:val="0"/>
+              <w:keepLines w:val="0"/>
+              <w:pageBreakBefore w:val="0"/>
+              <w:widowControl w:val="0"/>
+              <w:wordWrap/>
+              <w:overflowPunct/>
+              <w:topLinePunct w:val="0"/>
+              <w:autoSpaceDE w:val="0"/>
+              <w:autoSpaceDN w:val="0"/>
+              <w:bidi w:val="0"/>
               <w:ind w:left="538"/>
               <w:rPr>
                 <w:sz w:val="20"/>
@@ -3092,6 +3469,16 @@
           <w:p>
             <w:pPr>
               <w:pStyle w:val="26"/>
+              <w:keepNext w:val="0"/>
+              <w:keepLines w:val="0"/>
+              <w:pageBreakBefore w:val="0"/>
+              <w:widowControl w:val="0"/>
+              <w:wordWrap/>
+              <w:overflowPunct/>
+              <w:topLinePunct w:val="0"/>
+              <w:autoSpaceDE w:val="0"/>
+              <w:autoSpaceDN w:val="0"/>
+              <w:bidi w:val="0"/>
               <w:ind w:left="608"/>
               <w:rPr>
                 <w:sz w:val="20"/>
@@ -3133,6 +3520,16 @@
           <w:p>
             <w:pPr>
               <w:pStyle w:val="26"/>
+              <w:keepNext w:val="0"/>
+              <w:keepLines w:val="0"/>
+              <w:pageBreakBefore w:val="0"/>
+              <w:widowControl w:val="0"/>
+              <w:wordWrap/>
+              <w:overflowPunct/>
+              <w:topLinePunct w:val="0"/>
+              <w:autoSpaceDE w:val="0"/>
+              <w:autoSpaceDN w:val="0"/>
+              <w:bidi w:val="0"/>
               <w:spacing w:before="93"/>
               <w:ind w:left="108"/>
               <w:rPr>
@@ -3154,6 +3551,16 @@
           <w:p>
             <w:pPr>
               <w:pStyle w:val="26"/>
+              <w:keepNext w:val="0"/>
+              <w:keepLines w:val="0"/>
+              <w:pageBreakBefore w:val="0"/>
+              <w:widowControl w:val="0"/>
+              <w:wordWrap/>
+              <w:overflowPunct/>
+              <w:topLinePunct w:val="0"/>
+              <w:autoSpaceDE w:val="0"/>
+              <w:autoSpaceDN w:val="0"/>
+              <w:bidi w:val="0"/>
               <w:ind w:left="254"/>
               <w:rPr>
                 <w:sz w:val="20"/>
@@ -3174,6 +3581,16 @@
           <w:p>
             <w:pPr>
               <w:pStyle w:val="26"/>
+              <w:keepNext w:val="0"/>
+              <w:keepLines w:val="0"/>
+              <w:pageBreakBefore w:val="0"/>
+              <w:widowControl w:val="0"/>
+              <w:wordWrap/>
+              <w:overflowPunct/>
+              <w:topLinePunct w:val="0"/>
+              <w:autoSpaceDE w:val="0"/>
+              <w:autoSpaceDN w:val="0"/>
+              <w:bidi w:val="0"/>
               <w:ind w:left="376" w:right="366"/>
               <w:jc w:val="center"/>
               <w:rPr>
@@ -3195,6 +3612,16 @@
           <w:p>
             <w:pPr>
               <w:pStyle w:val="26"/>
+              <w:keepNext w:val="0"/>
+              <w:keepLines w:val="0"/>
+              <w:pageBreakBefore w:val="0"/>
+              <w:widowControl w:val="0"/>
+              <w:wordWrap/>
+              <w:overflowPunct/>
+              <w:topLinePunct w:val="0"/>
+              <w:autoSpaceDE w:val="0"/>
+              <w:autoSpaceDN w:val="0"/>
+              <w:bidi w:val="0"/>
               <w:ind w:left="122" w:right="112"/>
               <w:jc w:val="center"/>
               <w:rPr>
@@ -3216,6 +3643,16 @@
           <w:p>
             <w:pPr>
               <w:pStyle w:val="26"/>
+              <w:keepNext w:val="0"/>
+              <w:keepLines w:val="0"/>
+              <w:pageBreakBefore w:val="0"/>
+              <w:widowControl w:val="0"/>
+              <w:wordWrap/>
+              <w:overflowPunct/>
+              <w:topLinePunct w:val="0"/>
+              <w:autoSpaceDE w:val="0"/>
+              <w:autoSpaceDN w:val="0"/>
+              <w:bidi w:val="0"/>
               <w:ind w:left="359" w:right="349"/>
               <w:jc w:val="center"/>
               <w:rPr>
@@ -3237,6 +3674,16 @@
           <w:p>
             <w:pPr>
               <w:pStyle w:val="26"/>
+              <w:keepNext w:val="0"/>
+              <w:keepLines w:val="0"/>
+              <w:pageBreakBefore w:val="0"/>
+              <w:widowControl w:val="0"/>
+              <w:wordWrap/>
+              <w:overflowPunct/>
+              <w:topLinePunct w:val="0"/>
+              <w:autoSpaceDE w:val="0"/>
+              <w:autoSpaceDN w:val="0"/>
+              <w:bidi w:val="0"/>
               <w:ind w:left="152" w:right="142"/>
               <w:jc w:val="center"/>
               <w:rPr>
@@ -3258,6 +3705,16 @@
           <w:p>
             <w:pPr>
               <w:pStyle w:val="26"/>
+              <w:keepNext w:val="0"/>
+              <w:keepLines w:val="0"/>
+              <w:pageBreakBefore w:val="0"/>
+              <w:widowControl w:val="0"/>
+              <w:wordWrap/>
+              <w:overflowPunct/>
+              <w:topLinePunct w:val="0"/>
+              <w:autoSpaceDE w:val="0"/>
+              <w:autoSpaceDN w:val="0"/>
+              <w:bidi w:val="0"/>
               <w:ind w:left="538"/>
               <w:rPr>
                 <w:sz w:val="20"/>
@@ -3278,6 +3735,16 @@
           <w:p>
             <w:pPr>
               <w:pStyle w:val="26"/>
+              <w:keepNext w:val="0"/>
+              <w:keepLines w:val="0"/>
+              <w:pageBreakBefore w:val="0"/>
+              <w:widowControl w:val="0"/>
+              <w:wordWrap/>
+              <w:overflowPunct/>
+              <w:topLinePunct w:val="0"/>
+              <w:autoSpaceDE w:val="0"/>
+              <w:autoSpaceDN w:val="0"/>
+              <w:bidi w:val="0"/>
               <w:ind w:left="608"/>
               <w:rPr>
                 <w:sz w:val="20"/>
@@ -3319,6 +3786,16 @@
           <w:p>
             <w:pPr>
               <w:pStyle w:val="26"/>
+              <w:keepNext w:val="0"/>
+              <w:keepLines w:val="0"/>
+              <w:pageBreakBefore w:val="0"/>
+              <w:widowControl w:val="0"/>
+              <w:wordWrap/>
+              <w:overflowPunct/>
+              <w:topLinePunct w:val="0"/>
+              <w:autoSpaceDE w:val="0"/>
+              <w:autoSpaceDN w:val="0"/>
+              <w:bidi w:val="0"/>
               <w:spacing w:before="93"/>
               <w:ind w:left="108"/>
               <w:rPr>
@@ -3340,6 +3817,16 @@
           <w:p>
             <w:pPr>
               <w:pStyle w:val="26"/>
+              <w:keepNext w:val="0"/>
+              <w:keepLines w:val="0"/>
+              <w:pageBreakBefore w:val="0"/>
+              <w:widowControl w:val="0"/>
+              <w:wordWrap/>
+              <w:overflowPunct/>
+              <w:topLinePunct w:val="0"/>
+              <w:autoSpaceDE w:val="0"/>
+              <w:autoSpaceDN w:val="0"/>
+              <w:bidi w:val="0"/>
               <w:ind w:left="254"/>
               <w:rPr>
                 <w:sz w:val="20"/>
@@ -3360,6 +3847,16 @@
           <w:p>
             <w:pPr>
               <w:pStyle w:val="26"/>
+              <w:keepNext w:val="0"/>
+              <w:keepLines w:val="0"/>
+              <w:pageBreakBefore w:val="0"/>
+              <w:widowControl w:val="0"/>
+              <w:wordWrap/>
+              <w:overflowPunct/>
+              <w:topLinePunct w:val="0"/>
+              <w:autoSpaceDE w:val="0"/>
+              <w:autoSpaceDN w:val="0"/>
+              <w:bidi w:val="0"/>
               <w:ind w:left="376" w:right="366"/>
               <w:jc w:val="center"/>
               <w:rPr>
@@ -3381,6 +3878,16 @@
           <w:p>
             <w:pPr>
               <w:pStyle w:val="26"/>
+              <w:keepNext w:val="0"/>
+              <w:keepLines w:val="0"/>
+              <w:pageBreakBefore w:val="0"/>
+              <w:widowControl w:val="0"/>
+              <w:wordWrap/>
+              <w:overflowPunct/>
+              <w:topLinePunct w:val="0"/>
+              <w:autoSpaceDE w:val="0"/>
+              <w:autoSpaceDN w:val="0"/>
+              <w:bidi w:val="0"/>
               <w:ind w:left="10"/>
               <w:jc w:val="center"/>
               <w:rPr>
@@ -3402,6 +3909,16 @@
           <w:p>
             <w:pPr>
               <w:pStyle w:val="26"/>
+              <w:keepNext w:val="0"/>
+              <w:keepLines w:val="0"/>
+              <w:pageBreakBefore w:val="0"/>
+              <w:widowControl w:val="0"/>
+              <w:wordWrap/>
+              <w:overflowPunct/>
+              <w:topLinePunct w:val="0"/>
+              <w:autoSpaceDE w:val="0"/>
+              <w:autoSpaceDN w:val="0"/>
+              <w:bidi w:val="0"/>
               <w:ind w:left="359" w:right="349"/>
               <w:jc w:val="center"/>
               <w:rPr>
@@ -3423,6 +3940,16 @@
           <w:p>
             <w:pPr>
               <w:pStyle w:val="26"/>
+              <w:keepNext w:val="0"/>
+              <w:keepLines w:val="0"/>
+              <w:pageBreakBefore w:val="0"/>
+              <w:widowControl w:val="0"/>
+              <w:wordWrap/>
+              <w:overflowPunct/>
+              <w:topLinePunct w:val="0"/>
+              <w:autoSpaceDE w:val="0"/>
+              <w:autoSpaceDN w:val="0"/>
+              <w:bidi w:val="0"/>
               <w:ind w:left="10"/>
               <w:jc w:val="center"/>
               <w:rPr>
@@ -3444,6 +3971,16 @@
           <w:p>
             <w:pPr>
               <w:pStyle w:val="26"/>
+              <w:keepNext w:val="0"/>
+              <w:keepLines w:val="0"/>
+              <w:pageBreakBefore w:val="0"/>
+              <w:widowControl w:val="0"/>
+              <w:wordWrap/>
+              <w:overflowPunct/>
+              <w:topLinePunct w:val="0"/>
+              <w:autoSpaceDE w:val="0"/>
+              <w:autoSpaceDN w:val="0"/>
+              <w:bidi w:val="0"/>
               <w:ind w:left="538"/>
               <w:rPr>
                 <w:sz w:val="20"/>
@@ -3464,6 +4001,16 @@
           <w:p>
             <w:pPr>
               <w:pStyle w:val="26"/>
+              <w:keepNext w:val="0"/>
+              <w:keepLines w:val="0"/>
+              <w:pageBreakBefore w:val="0"/>
+              <w:widowControl w:val="0"/>
+              <w:wordWrap/>
+              <w:overflowPunct/>
+              <w:topLinePunct w:val="0"/>
+              <w:autoSpaceDE w:val="0"/>
+              <w:autoSpaceDN w:val="0"/>
+              <w:bidi w:val="0"/>
               <w:ind w:left="658"/>
               <w:rPr>
                 <w:sz w:val="20"/>
@@ -3505,6 +4052,16 @@
           <w:p>
             <w:pPr>
               <w:pStyle w:val="26"/>
+              <w:keepNext w:val="0"/>
+              <w:keepLines w:val="0"/>
+              <w:pageBreakBefore w:val="0"/>
+              <w:widowControl w:val="0"/>
+              <w:wordWrap/>
+              <w:overflowPunct/>
+              <w:topLinePunct w:val="0"/>
+              <w:autoSpaceDE w:val="0"/>
+              <w:autoSpaceDN w:val="0"/>
+              <w:bidi w:val="0"/>
               <w:spacing w:before="93"/>
               <w:ind w:left="108"/>
               <w:rPr>
@@ -3526,6 +4083,16 @@
           <w:p>
             <w:pPr>
               <w:pStyle w:val="26"/>
+              <w:keepNext w:val="0"/>
+              <w:keepLines w:val="0"/>
+              <w:pageBreakBefore w:val="0"/>
+              <w:widowControl w:val="0"/>
+              <w:wordWrap/>
+              <w:overflowPunct/>
+              <w:topLinePunct w:val="0"/>
+              <w:autoSpaceDE w:val="0"/>
+              <w:autoSpaceDN w:val="0"/>
+              <w:bidi w:val="0"/>
               <w:ind w:left="254"/>
               <w:rPr>
                 <w:sz w:val="20"/>
@@ -3546,6 +4113,16 @@
           <w:p>
             <w:pPr>
               <w:pStyle w:val="26"/>
+              <w:keepNext w:val="0"/>
+              <w:keepLines w:val="0"/>
+              <w:pageBreakBefore w:val="0"/>
+              <w:widowControl w:val="0"/>
+              <w:wordWrap/>
+              <w:overflowPunct/>
+              <w:topLinePunct w:val="0"/>
+              <w:autoSpaceDE w:val="0"/>
+              <w:autoSpaceDN w:val="0"/>
+              <w:bidi w:val="0"/>
               <w:ind w:left="10"/>
               <w:jc w:val="center"/>
               <w:rPr>
@@ -3567,6 +4144,16 @@
           <w:p>
             <w:pPr>
               <w:pStyle w:val="26"/>
+              <w:keepNext w:val="0"/>
+              <w:keepLines w:val="0"/>
+              <w:pageBreakBefore w:val="0"/>
+              <w:widowControl w:val="0"/>
+              <w:wordWrap/>
+              <w:overflowPunct/>
+              <w:topLinePunct w:val="0"/>
+              <w:autoSpaceDE w:val="0"/>
+              <w:autoSpaceDN w:val="0"/>
+              <w:bidi w:val="0"/>
               <w:ind w:left="122" w:right="112"/>
               <w:jc w:val="center"/>
               <w:rPr>
@@ -3588,6 +4175,16 @@
           <w:p>
             <w:pPr>
               <w:pStyle w:val="26"/>
+              <w:keepNext w:val="0"/>
+              <w:keepLines w:val="0"/>
+              <w:pageBreakBefore w:val="0"/>
+              <w:widowControl w:val="0"/>
+              <w:wordWrap/>
+              <w:overflowPunct/>
+              <w:topLinePunct w:val="0"/>
+              <w:autoSpaceDE w:val="0"/>
+              <w:autoSpaceDN w:val="0"/>
+              <w:bidi w:val="0"/>
               <w:ind w:left="359" w:right="349"/>
               <w:jc w:val="center"/>
               <w:rPr>
@@ -3609,6 +4206,16 @@
           <w:p>
             <w:pPr>
               <w:pStyle w:val="26"/>
+              <w:keepNext w:val="0"/>
+              <w:keepLines w:val="0"/>
+              <w:pageBreakBefore w:val="0"/>
+              <w:widowControl w:val="0"/>
+              <w:wordWrap/>
+              <w:overflowPunct/>
+              <w:topLinePunct w:val="0"/>
+              <w:autoSpaceDE w:val="0"/>
+              <w:autoSpaceDN w:val="0"/>
+              <w:bidi w:val="0"/>
               <w:ind w:left="10"/>
               <w:jc w:val="center"/>
               <w:rPr>
@@ -3630,16 +4237,30 @@
           <w:p>
             <w:pPr>
               <w:pStyle w:val="26"/>
+              <w:keepNext w:val="0"/>
+              <w:keepLines w:val="0"/>
+              <w:pageBreakBefore w:val="0"/>
+              <w:widowControl w:val="0"/>
+              <w:wordWrap/>
+              <w:overflowPunct/>
+              <w:topLinePunct w:val="0"/>
+              <w:autoSpaceDE w:val="0"/>
+              <w:autoSpaceDN w:val="0"/>
+              <w:bidi w:val="0"/>
               <w:ind w:left="588"/>
               <w:rPr>
-                <w:sz w:val="20"/>
-              </w:rPr>
-            </w:pPr>
-            <w:r>
-              <w:rPr>
-                <w:sz w:val="20"/>
-              </w:rPr>
-              <w:t>8</w:t>
+                <w:rFonts w:hint="eastAsia" w:eastAsia="宋体"/>
+                <w:sz w:val="20"/>
+                <w:lang w:eastAsia="zh-CN"/>
+              </w:rPr>
+            </w:pPr>
+            <w:r>
+              <w:rPr>
+                <w:rFonts w:hint="eastAsia"/>
+                <w:sz w:val="20"/>
+                <w:lang w:val="en-US" w:eastAsia="zh-CN"/>
+              </w:rPr>
+              <w:t>9</w:t>
             </w:r>
           </w:p>
         </w:tc>
@@ -3650,6 +4271,16 @@
           <w:p>
             <w:pPr>
               <w:pStyle w:val="26"/>
+              <w:keepNext w:val="0"/>
+              <w:keepLines w:val="0"/>
+              <w:pageBreakBefore w:val="0"/>
+              <w:widowControl w:val="0"/>
+              <w:wordWrap/>
+              <w:overflowPunct/>
+              <w:topLinePunct w:val="0"/>
+              <w:autoSpaceDE w:val="0"/>
+              <w:autoSpaceDN w:val="0"/>
+              <w:bidi w:val="0"/>
               <w:ind w:left="608"/>
               <w:rPr>
                 <w:sz w:val="20"/>
@@ -3691,6 +4322,16 @@
           <w:p>
             <w:pPr>
               <w:pStyle w:val="26"/>
+              <w:keepNext w:val="0"/>
+              <w:keepLines w:val="0"/>
+              <w:pageBreakBefore w:val="0"/>
+              <w:widowControl w:val="0"/>
+              <w:wordWrap/>
+              <w:overflowPunct/>
+              <w:topLinePunct w:val="0"/>
+              <w:autoSpaceDE w:val="0"/>
+              <w:autoSpaceDN w:val="0"/>
+              <w:bidi w:val="0"/>
               <w:spacing w:before="93"/>
               <w:ind w:left="108"/>
               <w:rPr>
@@ -3712,6 +4353,16 @@
           <w:p>
             <w:pPr>
               <w:pStyle w:val="26"/>
+              <w:keepNext w:val="0"/>
+              <w:keepLines w:val="0"/>
+              <w:pageBreakBefore w:val="0"/>
+              <w:widowControl w:val="0"/>
+              <w:wordWrap/>
+              <w:overflowPunct/>
+              <w:topLinePunct w:val="0"/>
+              <w:autoSpaceDE w:val="0"/>
+              <w:autoSpaceDN w:val="0"/>
+              <w:bidi w:val="0"/>
               <w:ind w:left="254"/>
               <w:rPr>
                 <w:sz w:val="20"/>
@@ -3732,6 +4383,16 @@
           <w:p>
             <w:pPr>
               <w:pStyle w:val="26"/>
+              <w:keepNext w:val="0"/>
+              <w:keepLines w:val="0"/>
+              <w:pageBreakBefore w:val="0"/>
+              <w:widowControl w:val="0"/>
+              <w:wordWrap/>
+              <w:overflowPunct/>
+              <w:topLinePunct w:val="0"/>
+              <w:autoSpaceDE w:val="0"/>
+              <w:autoSpaceDN w:val="0"/>
+              <w:bidi w:val="0"/>
               <w:ind w:left="10"/>
               <w:jc w:val="center"/>
               <w:rPr>
@@ -3753,6 +4414,16 @@
           <w:p>
             <w:pPr>
               <w:pStyle w:val="26"/>
+              <w:keepNext w:val="0"/>
+              <w:keepLines w:val="0"/>
+              <w:pageBreakBefore w:val="0"/>
+              <w:widowControl w:val="0"/>
+              <w:wordWrap/>
+              <w:overflowPunct/>
+              <w:topLinePunct w:val="0"/>
+              <w:autoSpaceDE w:val="0"/>
+              <w:autoSpaceDN w:val="0"/>
+              <w:bidi w:val="0"/>
               <w:ind w:left="122" w:right="112"/>
               <w:jc w:val="center"/>
               <w:rPr>
@@ -3774,6 +4445,16 @@
           <w:p>
             <w:pPr>
               <w:pStyle w:val="26"/>
+              <w:keepNext w:val="0"/>
+              <w:keepLines w:val="0"/>
+              <w:pageBreakBefore w:val="0"/>
+              <w:widowControl w:val="0"/>
+              <w:wordWrap/>
+              <w:overflowPunct/>
+              <w:topLinePunct w:val="0"/>
+              <w:autoSpaceDE w:val="0"/>
+              <w:autoSpaceDN w:val="0"/>
+              <w:bidi w:val="0"/>
               <w:ind w:left="359" w:right="349"/>
               <w:jc w:val="center"/>
               <w:rPr>
@@ -3795,6 +4476,16 @@
           <w:p>
             <w:pPr>
               <w:pStyle w:val="26"/>
+              <w:keepNext w:val="0"/>
+              <w:keepLines w:val="0"/>
+              <w:pageBreakBefore w:val="0"/>
+              <w:widowControl w:val="0"/>
+              <w:wordWrap/>
+              <w:overflowPunct/>
+              <w:topLinePunct w:val="0"/>
+              <w:autoSpaceDE w:val="0"/>
+              <w:autoSpaceDN w:val="0"/>
+              <w:bidi w:val="0"/>
               <w:ind w:left="152" w:right="142"/>
               <w:jc w:val="center"/>
               <w:rPr>
@@ -3816,6 +4507,16 @@
           <w:p>
             <w:pPr>
               <w:pStyle w:val="26"/>
+              <w:keepNext w:val="0"/>
+              <w:keepLines w:val="0"/>
+              <w:pageBreakBefore w:val="0"/>
+              <w:widowControl w:val="0"/>
+              <w:wordWrap/>
+              <w:overflowPunct/>
+              <w:topLinePunct w:val="0"/>
+              <w:autoSpaceDE w:val="0"/>
+              <w:autoSpaceDN w:val="0"/>
+              <w:bidi w:val="0"/>
               <w:ind w:left="538"/>
               <w:rPr>
                 <w:sz w:val="20"/>
@@ -3836,6 +4537,16 @@
           <w:p>
             <w:pPr>
               <w:pStyle w:val="26"/>
+              <w:keepNext w:val="0"/>
+              <w:keepLines w:val="0"/>
+              <w:pageBreakBefore w:val="0"/>
+              <w:widowControl w:val="0"/>
+              <w:wordWrap/>
+              <w:overflowPunct/>
+              <w:topLinePunct w:val="0"/>
+              <w:autoSpaceDE w:val="0"/>
+              <w:autoSpaceDN w:val="0"/>
+              <w:bidi w:val="0"/>
               <w:ind w:left="608"/>
               <w:rPr>
                 <w:sz w:val="20"/>
@@ -3880,6 +4591,16 @@
           <w:p>
             <w:pPr>
               <w:pStyle w:val="26"/>
+              <w:keepNext w:val="0"/>
+              <w:keepLines w:val="0"/>
+              <w:pageBreakBefore w:val="0"/>
+              <w:widowControl w:val="0"/>
+              <w:wordWrap/>
+              <w:overflowPunct/>
+              <w:topLinePunct w:val="0"/>
+              <w:autoSpaceDE w:val="0"/>
+              <w:autoSpaceDN w:val="0"/>
+              <w:bidi w:val="0"/>
               <w:spacing w:before="93"/>
               <w:ind w:left="105"/>
               <w:rPr>
@@ -3901,6 +4622,16 @@
           <w:p>
             <w:pPr>
               <w:pStyle w:val="26"/>
+              <w:keepNext w:val="0"/>
+              <w:keepLines w:val="0"/>
+              <w:pageBreakBefore w:val="0"/>
+              <w:widowControl w:val="0"/>
+              <w:wordWrap/>
+              <w:overflowPunct/>
+              <w:topLinePunct w:val="0"/>
+              <w:autoSpaceDE w:val="0"/>
+              <w:autoSpaceDN w:val="0"/>
+              <w:bidi w:val="0"/>
               <w:ind w:left="254"/>
               <w:rPr>
                 <w:sz w:val="20"/>
@@ -3921,6 +4652,16 @@
           <w:p>
             <w:pPr>
               <w:pStyle w:val="26"/>
+              <w:keepNext w:val="0"/>
+              <w:keepLines w:val="0"/>
+              <w:pageBreakBefore w:val="0"/>
+              <w:widowControl w:val="0"/>
+              <w:wordWrap/>
+              <w:overflowPunct/>
+              <w:topLinePunct w:val="0"/>
+              <w:autoSpaceDE w:val="0"/>
+              <w:autoSpaceDN w:val="0"/>
+              <w:bidi w:val="0"/>
               <w:ind w:left="376" w:right="366"/>
               <w:jc w:val="center"/>
               <w:rPr>
@@ -3942,6 +4683,16 @@
           <w:p>
             <w:pPr>
               <w:pStyle w:val="26"/>
+              <w:keepNext w:val="0"/>
+              <w:keepLines w:val="0"/>
+              <w:pageBreakBefore w:val="0"/>
+              <w:widowControl w:val="0"/>
+              <w:wordWrap/>
+              <w:overflowPunct/>
+              <w:topLinePunct w:val="0"/>
+              <w:autoSpaceDE w:val="0"/>
+              <w:autoSpaceDN w:val="0"/>
+              <w:bidi w:val="0"/>
               <w:ind w:left="122" w:right="112"/>
               <w:jc w:val="center"/>
               <w:rPr>
@@ -3963,6 +4714,16 @@
           <w:p>
             <w:pPr>
               <w:pStyle w:val="26"/>
+              <w:keepNext w:val="0"/>
+              <w:keepLines w:val="0"/>
+              <w:pageBreakBefore w:val="0"/>
+              <w:widowControl w:val="0"/>
+              <w:wordWrap/>
+              <w:overflowPunct/>
+              <w:topLinePunct w:val="0"/>
+              <w:autoSpaceDE w:val="0"/>
+              <w:autoSpaceDN w:val="0"/>
+              <w:bidi w:val="0"/>
               <w:ind w:left="359" w:right="349"/>
               <w:jc w:val="center"/>
               <w:rPr>
@@ -3984,6 +4745,16 @@
           <w:p>
             <w:pPr>
               <w:pStyle w:val="26"/>
+              <w:keepNext w:val="0"/>
+              <w:keepLines w:val="0"/>
+              <w:pageBreakBefore w:val="0"/>
+              <w:widowControl w:val="0"/>
+              <w:wordWrap/>
+              <w:overflowPunct/>
+              <w:topLinePunct w:val="0"/>
+              <w:autoSpaceDE w:val="0"/>
+              <w:autoSpaceDN w:val="0"/>
+              <w:bidi w:val="0"/>
               <w:ind w:left="152" w:right="142"/>
               <w:jc w:val="center"/>
               <w:rPr>
@@ -4005,6 +4776,16 @@
           <w:p>
             <w:pPr>
               <w:pStyle w:val="26"/>
+              <w:keepNext w:val="0"/>
+              <w:keepLines w:val="0"/>
+              <w:pageBreakBefore w:val="0"/>
+              <w:widowControl w:val="0"/>
+              <w:wordWrap/>
+              <w:overflowPunct/>
+              <w:topLinePunct w:val="0"/>
+              <w:autoSpaceDE w:val="0"/>
+              <w:autoSpaceDN w:val="0"/>
+              <w:bidi w:val="0"/>
               <w:ind w:left="538"/>
               <w:rPr>
                 <w:sz w:val="20"/>
@@ -4025,6 +4806,16 @@
           <w:p>
             <w:pPr>
               <w:pStyle w:val="26"/>
+              <w:keepNext w:val="0"/>
+              <w:keepLines w:val="0"/>
+              <w:pageBreakBefore w:val="0"/>
+              <w:widowControl w:val="0"/>
+              <w:wordWrap/>
+              <w:overflowPunct/>
+              <w:topLinePunct w:val="0"/>
+              <w:autoSpaceDE w:val="0"/>
+              <w:autoSpaceDN w:val="0"/>
+              <w:bidi w:val="0"/>
               <w:ind w:left="608"/>
               <w:rPr>
                 <w:sz w:val="20"/>
@@ -4069,6 +4860,16 @@
           <w:p>
             <w:pPr>
               <w:pStyle w:val="26"/>
+              <w:keepNext w:val="0"/>
+              <w:keepLines w:val="0"/>
+              <w:pageBreakBefore w:val="0"/>
+              <w:widowControl w:val="0"/>
+              <w:wordWrap/>
+              <w:overflowPunct/>
+              <w:topLinePunct w:val="0"/>
+              <w:autoSpaceDE w:val="0"/>
+              <w:autoSpaceDN w:val="0"/>
+              <w:bidi w:val="0"/>
               <w:spacing w:before="93"/>
               <w:ind w:left="105"/>
               <w:rPr>
@@ -4090,6 +4891,16 @@
           <w:p>
             <w:pPr>
               <w:pStyle w:val="26"/>
+              <w:keepNext w:val="0"/>
+              <w:keepLines w:val="0"/>
+              <w:pageBreakBefore w:val="0"/>
+              <w:widowControl w:val="0"/>
+              <w:wordWrap/>
+              <w:overflowPunct/>
+              <w:topLinePunct w:val="0"/>
+              <w:autoSpaceDE w:val="0"/>
+              <w:autoSpaceDN w:val="0"/>
+              <w:bidi w:val="0"/>
               <w:ind w:left="254"/>
               <w:rPr>
                 <w:sz w:val="20"/>
@@ -4110,6 +4921,16 @@
           <w:p>
             <w:pPr>
               <w:pStyle w:val="26"/>
+              <w:keepNext w:val="0"/>
+              <w:keepLines w:val="0"/>
+              <w:pageBreakBefore w:val="0"/>
+              <w:widowControl w:val="0"/>
+              <w:wordWrap/>
+              <w:overflowPunct/>
+              <w:topLinePunct w:val="0"/>
+              <w:autoSpaceDE w:val="0"/>
+              <w:autoSpaceDN w:val="0"/>
+              <w:bidi w:val="0"/>
               <w:ind w:left="376" w:right="366"/>
               <w:jc w:val="center"/>
               <w:rPr>
@@ -4131,6 +4952,16 @@
           <w:p>
             <w:pPr>
               <w:pStyle w:val="26"/>
+              <w:keepNext w:val="0"/>
+              <w:keepLines w:val="0"/>
+              <w:pageBreakBefore w:val="0"/>
+              <w:widowControl w:val="0"/>
+              <w:wordWrap/>
+              <w:overflowPunct/>
+              <w:topLinePunct w:val="0"/>
+              <w:autoSpaceDE w:val="0"/>
+              <w:autoSpaceDN w:val="0"/>
+              <w:bidi w:val="0"/>
               <w:ind w:left="122" w:right="112"/>
               <w:jc w:val="center"/>
               <w:rPr>
@@ -4152,6 +4983,16 @@
           <w:p>
             <w:pPr>
               <w:pStyle w:val="26"/>
+              <w:keepNext w:val="0"/>
+              <w:keepLines w:val="0"/>
+              <w:pageBreakBefore w:val="0"/>
+              <w:widowControl w:val="0"/>
+              <w:wordWrap/>
+              <w:overflowPunct/>
+              <w:topLinePunct w:val="0"/>
+              <w:autoSpaceDE w:val="0"/>
+              <w:autoSpaceDN w:val="0"/>
+              <w:bidi w:val="0"/>
               <w:ind w:left="359" w:right="349"/>
               <w:jc w:val="center"/>
               <w:rPr>
@@ -4173,6 +5014,16 @@
           <w:p>
             <w:pPr>
               <w:pStyle w:val="26"/>
+              <w:keepNext w:val="0"/>
+              <w:keepLines w:val="0"/>
+              <w:pageBreakBefore w:val="0"/>
+              <w:widowControl w:val="0"/>
+              <w:wordWrap/>
+              <w:overflowPunct/>
+              <w:topLinePunct w:val="0"/>
+              <w:autoSpaceDE w:val="0"/>
+              <w:autoSpaceDN w:val="0"/>
+              <w:bidi w:val="0"/>
               <w:ind w:left="152" w:right="142"/>
               <w:jc w:val="center"/>
               <w:rPr>
@@ -4194,6 +5045,16 @@
           <w:p>
             <w:pPr>
               <w:pStyle w:val="26"/>
+              <w:keepNext w:val="0"/>
+              <w:keepLines w:val="0"/>
+              <w:pageBreakBefore w:val="0"/>
+              <w:widowControl w:val="0"/>
+              <w:wordWrap/>
+              <w:overflowPunct/>
+              <w:topLinePunct w:val="0"/>
+              <w:autoSpaceDE w:val="0"/>
+              <w:autoSpaceDN w:val="0"/>
+              <w:bidi w:val="0"/>
               <w:ind w:left="538"/>
               <w:rPr>
                 <w:sz w:val="20"/>
@@ -4214,6 +5075,16 @@
           <w:p>
             <w:pPr>
               <w:pStyle w:val="26"/>
+              <w:keepNext w:val="0"/>
+              <w:keepLines w:val="0"/>
+              <w:pageBreakBefore w:val="0"/>
+              <w:widowControl w:val="0"/>
+              <w:wordWrap/>
+              <w:overflowPunct/>
+              <w:topLinePunct w:val="0"/>
+              <w:autoSpaceDE w:val="0"/>
+              <w:autoSpaceDN w:val="0"/>
+              <w:bidi w:val="0"/>
               <w:ind w:left="608"/>
               <w:rPr>
                 <w:sz w:val="20"/>
@@ -4258,6 +5129,16 @@
           <w:p>
             <w:pPr>
               <w:pStyle w:val="26"/>
+              <w:keepNext w:val="0"/>
+              <w:keepLines w:val="0"/>
+              <w:pageBreakBefore w:val="0"/>
+              <w:widowControl w:val="0"/>
+              <w:wordWrap/>
+              <w:overflowPunct/>
+              <w:topLinePunct w:val="0"/>
+              <w:autoSpaceDE w:val="0"/>
+              <w:autoSpaceDN w:val="0"/>
+              <w:bidi w:val="0"/>
               <w:spacing w:before="93"/>
               <w:ind w:left="105"/>
               <w:rPr>
@@ -4279,6 +5160,16 @@
           <w:p>
             <w:pPr>
               <w:pStyle w:val="26"/>
+              <w:keepNext w:val="0"/>
+              <w:keepLines w:val="0"/>
+              <w:pageBreakBefore w:val="0"/>
+              <w:widowControl w:val="0"/>
+              <w:wordWrap/>
+              <w:overflowPunct/>
+              <w:topLinePunct w:val="0"/>
+              <w:autoSpaceDE w:val="0"/>
+              <w:autoSpaceDN w:val="0"/>
+              <w:bidi w:val="0"/>
               <w:ind w:left="254"/>
               <w:rPr>
                 <w:sz w:val="20"/>
@@ -4299,6 +5190,16 @@
           <w:p>
             <w:pPr>
               <w:pStyle w:val="26"/>
+              <w:keepNext w:val="0"/>
+              <w:keepLines w:val="0"/>
+              <w:pageBreakBefore w:val="0"/>
+              <w:widowControl w:val="0"/>
+              <w:wordWrap/>
+              <w:overflowPunct/>
+              <w:topLinePunct w:val="0"/>
+              <w:autoSpaceDE w:val="0"/>
+              <w:autoSpaceDN w:val="0"/>
+              <w:bidi w:val="0"/>
               <w:ind w:left="376" w:right="366"/>
               <w:jc w:val="center"/>
               <w:rPr>
@@ -4320,6 +5221,16 @@
           <w:p>
             <w:pPr>
               <w:pStyle w:val="26"/>
+              <w:keepNext w:val="0"/>
+              <w:keepLines w:val="0"/>
+              <w:pageBreakBefore w:val="0"/>
+              <w:widowControl w:val="0"/>
+              <w:wordWrap/>
+              <w:overflowPunct/>
+              <w:topLinePunct w:val="0"/>
+              <w:autoSpaceDE w:val="0"/>
+              <w:autoSpaceDN w:val="0"/>
+              <w:bidi w:val="0"/>
               <w:ind w:left="122" w:right="112"/>
               <w:jc w:val="center"/>
               <w:rPr>
@@ -4341,6 +5252,16 @@
           <w:p>
             <w:pPr>
               <w:pStyle w:val="26"/>
+              <w:keepNext w:val="0"/>
+              <w:keepLines w:val="0"/>
+              <w:pageBreakBefore w:val="0"/>
+              <w:widowControl w:val="0"/>
+              <w:wordWrap/>
+              <w:overflowPunct/>
+              <w:topLinePunct w:val="0"/>
+              <w:autoSpaceDE w:val="0"/>
+              <w:autoSpaceDN w:val="0"/>
+              <w:bidi w:val="0"/>
               <w:ind w:left="359" w:right="349"/>
               <w:jc w:val="center"/>
               <w:rPr>
@@ -4362,6 +5283,16 @@
           <w:p>
             <w:pPr>
               <w:pStyle w:val="26"/>
+              <w:keepNext w:val="0"/>
+              <w:keepLines w:val="0"/>
+              <w:pageBreakBefore w:val="0"/>
+              <w:widowControl w:val="0"/>
+              <w:wordWrap/>
+              <w:overflowPunct/>
+              <w:topLinePunct w:val="0"/>
+              <w:autoSpaceDE w:val="0"/>
+              <w:autoSpaceDN w:val="0"/>
+              <w:bidi w:val="0"/>
               <w:ind w:left="152" w:right="142"/>
               <w:jc w:val="center"/>
               <w:rPr>
@@ -4383,6 +5314,16 @@
           <w:p>
             <w:pPr>
               <w:pStyle w:val="26"/>
+              <w:keepNext w:val="0"/>
+              <w:keepLines w:val="0"/>
+              <w:pageBreakBefore w:val="0"/>
+              <w:widowControl w:val="0"/>
+              <w:wordWrap/>
+              <w:overflowPunct/>
+              <w:topLinePunct w:val="0"/>
+              <w:autoSpaceDE w:val="0"/>
+              <w:autoSpaceDN w:val="0"/>
+              <w:bidi w:val="0"/>
               <w:ind w:left="538"/>
               <w:rPr>
                 <w:sz w:val="20"/>
@@ -4403,6 +5344,16 @@
           <w:p>
             <w:pPr>
               <w:pStyle w:val="26"/>
+              <w:keepNext w:val="0"/>
+              <w:keepLines w:val="0"/>
+              <w:pageBreakBefore w:val="0"/>
+              <w:widowControl w:val="0"/>
+              <w:wordWrap/>
+              <w:overflowPunct/>
+              <w:topLinePunct w:val="0"/>
+              <w:autoSpaceDE w:val="0"/>
+              <w:autoSpaceDN w:val="0"/>
+              <w:bidi w:val="0"/>
               <w:ind w:left="608"/>
               <w:rPr>
                 <w:sz w:val="20"/>
@@ -4447,6 +5398,16 @@
           <w:p>
             <w:pPr>
               <w:pStyle w:val="26"/>
+              <w:keepNext w:val="0"/>
+              <w:keepLines w:val="0"/>
+              <w:pageBreakBefore w:val="0"/>
+              <w:widowControl w:val="0"/>
+              <w:wordWrap/>
+              <w:overflowPunct/>
+              <w:topLinePunct w:val="0"/>
+              <w:autoSpaceDE w:val="0"/>
+              <w:autoSpaceDN w:val="0"/>
+              <w:bidi w:val="0"/>
               <w:spacing w:before="93"/>
               <w:ind w:left="105"/>
               <w:rPr>
@@ -4468,6 +5429,16 @@
           <w:p>
             <w:pPr>
               <w:pStyle w:val="26"/>
+              <w:keepNext w:val="0"/>
+              <w:keepLines w:val="0"/>
+              <w:pageBreakBefore w:val="0"/>
+              <w:widowControl w:val="0"/>
+              <w:wordWrap/>
+              <w:overflowPunct/>
+              <w:topLinePunct w:val="0"/>
+              <w:autoSpaceDE w:val="0"/>
+              <w:autoSpaceDN w:val="0"/>
+              <w:bidi w:val="0"/>
               <w:ind w:left="254"/>
               <w:rPr>
                 <w:sz w:val="20"/>
@@ -4488,6 +5459,16 @@
           <w:p>
             <w:pPr>
               <w:pStyle w:val="26"/>
+              <w:keepNext w:val="0"/>
+              <w:keepLines w:val="0"/>
+              <w:pageBreakBefore w:val="0"/>
+              <w:widowControl w:val="0"/>
+              <w:wordWrap/>
+              <w:overflowPunct/>
+              <w:topLinePunct w:val="0"/>
+              <w:autoSpaceDE w:val="0"/>
+              <w:autoSpaceDN w:val="0"/>
+              <w:bidi w:val="0"/>
               <w:ind w:left="376" w:right="366"/>
               <w:jc w:val="center"/>
               <w:rPr>
@@ -4509,6 +5490,16 @@
           <w:p>
             <w:pPr>
               <w:pStyle w:val="26"/>
+              <w:keepNext w:val="0"/>
+              <w:keepLines w:val="0"/>
+              <w:pageBreakBefore w:val="0"/>
+              <w:widowControl w:val="0"/>
+              <w:wordWrap/>
+              <w:overflowPunct/>
+              <w:topLinePunct w:val="0"/>
+              <w:autoSpaceDE w:val="0"/>
+              <w:autoSpaceDN w:val="0"/>
+              <w:bidi w:val="0"/>
               <w:ind w:left="122" w:right="112"/>
               <w:jc w:val="center"/>
               <w:rPr>
@@ -4530,6 +5521,16 @@
           <w:p>
             <w:pPr>
               <w:pStyle w:val="26"/>
+              <w:keepNext w:val="0"/>
+              <w:keepLines w:val="0"/>
+              <w:pageBreakBefore w:val="0"/>
+              <w:widowControl w:val="0"/>
+              <w:wordWrap/>
+              <w:overflowPunct/>
+              <w:topLinePunct w:val="0"/>
+              <w:autoSpaceDE w:val="0"/>
+              <w:autoSpaceDN w:val="0"/>
+              <w:bidi w:val="0"/>
               <w:ind w:left="359" w:right="349"/>
               <w:jc w:val="center"/>
               <w:rPr>
@@ -4551,6 +5552,16 @@
           <w:p>
             <w:pPr>
               <w:pStyle w:val="26"/>
+              <w:keepNext w:val="0"/>
+              <w:keepLines w:val="0"/>
+              <w:pageBreakBefore w:val="0"/>
+              <w:widowControl w:val="0"/>
+              <w:wordWrap/>
+              <w:overflowPunct/>
+              <w:topLinePunct w:val="0"/>
+              <w:autoSpaceDE w:val="0"/>
+              <w:autoSpaceDN w:val="0"/>
+              <w:bidi w:val="0"/>
               <w:ind w:left="152" w:right="142"/>
               <w:jc w:val="center"/>
               <w:rPr>
@@ -4572,6 +5583,16 @@
           <w:p>
             <w:pPr>
               <w:pStyle w:val="26"/>
+              <w:keepNext w:val="0"/>
+              <w:keepLines w:val="0"/>
+              <w:pageBreakBefore w:val="0"/>
+              <w:widowControl w:val="0"/>
+              <w:wordWrap/>
+              <w:overflowPunct/>
+              <w:topLinePunct w:val="0"/>
+              <w:autoSpaceDE w:val="0"/>
+              <w:autoSpaceDN w:val="0"/>
+              <w:bidi w:val="0"/>
               <w:ind w:left="538"/>
               <w:rPr>
                 <w:sz w:val="20"/>
@@ -4592,6 +5613,16 @@
           <w:p>
             <w:pPr>
               <w:pStyle w:val="26"/>
+              <w:keepNext w:val="0"/>
+              <w:keepLines w:val="0"/>
+              <w:pageBreakBefore w:val="0"/>
+              <w:widowControl w:val="0"/>
+              <w:wordWrap/>
+              <w:overflowPunct/>
+              <w:topLinePunct w:val="0"/>
+              <w:autoSpaceDE w:val="0"/>
+              <w:autoSpaceDN w:val="0"/>
+              <w:bidi w:val="0"/>
               <w:ind w:left="658"/>
               <w:rPr>
                 <w:sz w:val="20"/>
@@ -4636,6 +5667,16 @@
           <w:p>
             <w:pPr>
               <w:pStyle w:val="26"/>
+              <w:keepNext w:val="0"/>
+              <w:keepLines w:val="0"/>
+              <w:pageBreakBefore w:val="0"/>
+              <w:widowControl w:val="0"/>
+              <w:wordWrap/>
+              <w:overflowPunct/>
+              <w:topLinePunct w:val="0"/>
+              <w:autoSpaceDE w:val="0"/>
+              <w:autoSpaceDN w:val="0"/>
+              <w:bidi w:val="0"/>
               <w:spacing w:before="93"/>
               <w:ind w:left="105"/>
               <w:rPr>
@@ -4657,6 +5698,16 @@
           <w:p>
             <w:pPr>
               <w:pStyle w:val="26"/>
+              <w:keepNext w:val="0"/>
+              <w:keepLines w:val="0"/>
+              <w:pageBreakBefore w:val="0"/>
+              <w:widowControl w:val="0"/>
+              <w:wordWrap/>
+              <w:overflowPunct/>
+              <w:topLinePunct w:val="0"/>
+              <w:autoSpaceDE w:val="0"/>
+              <w:autoSpaceDN w:val="0"/>
+              <w:bidi w:val="0"/>
               <w:ind w:left="254"/>
               <w:rPr>
                 <w:sz w:val="20"/>
@@ -4677,6 +5728,16 @@
           <w:p>
             <w:pPr>
               <w:pStyle w:val="26"/>
+              <w:keepNext w:val="0"/>
+              <w:keepLines w:val="0"/>
+              <w:pageBreakBefore w:val="0"/>
+              <w:widowControl w:val="0"/>
+              <w:wordWrap/>
+              <w:overflowPunct/>
+              <w:topLinePunct w:val="0"/>
+              <w:autoSpaceDE w:val="0"/>
+              <w:autoSpaceDN w:val="0"/>
+              <w:bidi w:val="0"/>
               <w:ind w:left="376" w:right="366"/>
               <w:jc w:val="center"/>
               <w:rPr>
@@ -4698,6 +5759,16 @@
           <w:p>
             <w:pPr>
               <w:pStyle w:val="26"/>
+              <w:keepNext w:val="0"/>
+              <w:keepLines w:val="0"/>
+              <w:pageBreakBefore w:val="0"/>
+              <w:widowControl w:val="0"/>
+              <w:wordWrap/>
+              <w:overflowPunct/>
+              <w:topLinePunct w:val="0"/>
+              <w:autoSpaceDE w:val="0"/>
+              <w:autoSpaceDN w:val="0"/>
+              <w:bidi w:val="0"/>
               <w:ind w:left="122" w:right="112"/>
               <w:jc w:val="center"/>
               <w:rPr>
@@ -4719,6 +5790,16 @@
           <w:p>
             <w:pPr>
               <w:pStyle w:val="26"/>
+              <w:keepNext w:val="0"/>
+              <w:keepLines w:val="0"/>
+              <w:pageBreakBefore w:val="0"/>
+              <w:widowControl w:val="0"/>
+              <w:wordWrap/>
+              <w:overflowPunct/>
+              <w:topLinePunct w:val="0"/>
+              <w:autoSpaceDE w:val="0"/>
+              <w:autoSpaceDN w:val="0"/>
+              <w:bidi w:val="0"/>
               <w:ind w:left="10"/>
               <w:jc w:val="center"/>
               <w:rPr>
@@ -4740,6 +5821,16 @@
           <w:p>
             <w:pPr>
               <w:pStyle w:val="26"/>
+              <w:keepNext w:val="0"/>
+              <w:keepLines w:val="0"/>
+              <w:pageBreakBefore w:val="0"/>
+              <w:widowControl w:val="0"/>
+              <w:wordWrap/>
+              <w:overflowPunct/>
+              <w:topLinePunct w:val="0"/>
+              <w:autoSpaceDE w:val="0"/>
+              <w:autoSpaceDN w:val="0"/>
+              <w:bidi w:val="0"/>
               <w:ind w:left="152" w:right="142"/>
               <w:jc w:val="center"/>
               <w:rPr>
@@ -4761,16 +5852,30 @@
           <w:p>
             <w:pPr>
               <w:pStyle w:val="26"/>
+              <w:keepNext w:val="0"/>
+              <w:keepLines w:val="0"/>
+              <w:pageBreakBefore w:val="0"/>
+              <w:widowControl w:val="0"/>
+              <w:wordWrap/>
+              <w:overflowPunct/>
+              <w:topLinePunct w:val="0"/>
+              <w:autoSpaceDE w:val="0"/>
+              <w:autoSpaceDN w:val="0"/>
+              <w:bidi w:val="0"/>
               <w:ind w:left="588"/>
               <w:rPr>
-                <w:sz w:val="20"/>
-              </w:rPr>
-            </w:pPr>
-            <w:r>
-              <w:rPr>
-                <w:sz w:val="20"/>
-              </w:rPr>
-              <w:t>8</w:t>
+                <w:rFonts w:hint="eastAsia" w:eastAsia="宋体"/>
+                <w:sz w:val="20"/>
+                <w:lang w:eastAsia="zh-CN"/>
+              </w:rPr>
+            </w:pPr>
+            <w:r>
+              <w:rPr>
+                <w:rFonts w:hint="eastAsia"/>
+                <w:sz w:val="20"/>
+                <w:lang w:val="en-US" w:eastAsia="zh-CN"/>
+              </w:rPr>
+              <w:t>9</w:t>
             </w:r>
           </w:p>
         </w:tc>
@@ -4781,6 +5886,16 @@
           <w:p>
             <w:pPr>
               <w:pStyle w:val="26"/>
+              <w:keepNext w:val="0"/>
+              <w:keepLines w:val="0"/>
+              <w:pageBreakBefore w:val="0"/>
+              <w:widowControl w:val="0"/>
+              <w:wordWrap/>
+              <w:overflowPunct/>
+              <w:topLinePunct w:val="0"/>
+              <w:autoSpaceDE w:val="0"/>
+              <w:autoSpaceDN w:val="0"/>
+              <w:bidi w:val="0"/>
               <w:ind w:left="658"/>
               <w:rPr>
                 <w:sz w:val="20"/>
@@ -4826,6 +5941,16 @@
           <w:p>
             <w:pPr>
               <w:pStyle w:val="26"/>
+              <w:keepNext w:val="0"/>
+              <w:keepLines w:val="0"/>
+              <w:pageBreakBefore w:val="0"/>
+              <w:widowControl w:val="0"/>
+              <w:wordWrap/>
+              <w:overflowPunct/>
+              <w:topLinePunct w:val="0"/>
+              <w:autoSpaceDE w:val="0"/>
+              <w:autoSpaceDN w:val="0"/>
+              <w:bidi w:val="0"/>
               <w:spacing w:before="93"/>
               <w:ind w:left="594"/>
               <w:rPr>
@@ -4851,6 +5976,16 @@
           <w:p>
             <w:pPr>
               <w:pStyle w:val="26"/>
+              <w:keepNext w:val="0"/>
+              <w:keepLines w:val="0"/>
+              <w:pageBreakBefore w:val="0"/>
+              <w:widowControl w:val="0"/>
+              <w:wordWrap/>
+              <w:overflowPunct/>
+              <w:topLinePunct w:val="0"/>
+              <w:autoSpaceDE w:val="0"/>
+              <w:autoSpaceDN w:val="0"/>
+              <w:bidi w:val="0"/>
               <w:ind w:left="204"/>
               <w:rPr>
                 <w:sz w:val="20"/>
@@ -4874,6 +6009,16 @@
           <w:p>
             <w:pPr>
               <w:pStyle w:val="26"/>
+              <w:keepNext w:val="0"/>
+              <w:keepLines w:val="0"/>
+              <w:pageBreakBefore w:val="0"/>
+              <w:widowControl w:val="0"/>
+              <w:wordWrap/>
+              <w:overflowPunct/>
+              <w:topLinePunct w:val="0"/>
+              <w:autoSpaceDE w:val="0"/>
+              <w:autoSpaceDN w:val="0"/>
+              <w:bidi w:val="0"/>
               <w:ind w:left="376" w:right="366"/>
               <w:jc w:val="center"/>
               <w:rPr>
@@ -4898,6 +6043,16 @@
           <w:p>
             <w:pPr>
               <w:pStyle w:val="26"/>
+              <w:keepNext w:val="0"/>
+              <w:keepLines w:val="0"/>
+              <w:pageBreakBefore w:val="0"/>
+              <w:widowControl w:val="0"/>
+              <w:wordWrap/>
+              <w:overflowPunct/>
+              <w:topLinePunct w:val="0"/>
+              <w:autoSpaceDE w:val="0"/>
+              <w:autoSpaceDN w:val="0"/>
+              <w:bidi w:val="0"/>
               <w:ind w:left="122" w:right="112"/>
               <w:jc w:val="center"/>
               <w:rPr>
@@ -4922,6 +6077,16 @@
           <w:p>
             <w:pPr>
               <w:pStyle w:val="26"/>
+              <w:keepNext w:val="0"/>
+              <w:keepLines w:val="0"/>
+              <w:pageBreakBefore w:val="0"/>
+              <w:widowControl w:val="0"/>
+              <w:wordWrap/>
+              <w:overflowPunct/>
+              <w:topLinePunct w:val="0"/>
+              <w:autoSpaceDE w:val="0"/>
+              <w:autoSpaceDN w:val="0"/>
+              <w:bidi w:val="0"/>
               <w:ind w:left="359" w:right="349"/>
               <w:jc w:val="center"/>
               <w:rPr>
@@ -4946,6 +6111,16 @@
           <w:p>
             <w:pPr>
               <w:pStyle w:val="26"/>
+              <w:keepNext w:val="0"/>
+              <w:keepLines w:val="0"/>
+              <w:pageBreakBefore w:val="0"/>
+              <w:widowControl w:val="0"/>
+              <w:wordWrap/>
+              <w:overflowPunct/>
+              <w:topLinePunct w:val="0"/>
+              <w:autoSpaceDE w:val="0"/>
+              <w:autoSpaceDN w:val="0"/>
+              <w:bidi w:val="0"/>
               <w:ind w:left="152" w:right="142"/>
               <w:jc w:val="center"/>
               <w:rPr>
@@ -4970,6 +6145,16 @@
           <w:p>
             <w:pPr>
               <w:pStyle w:val="26"/>
+              <w:keepNext w:val="0"/>
+              <w:keepLines w:val="0"/>
+              <w:pageBreakBefore w:val="0"/>
+              <w:widowControl w:val="0"/>
+              <w:wordWrap/>
+              <w:overflowPunct/>
+              <w:topLinePunct w:val="0"/>
+              <w:autoSpaceDE w:val="0"/>
+              <w:autoSpaceDN w:val="0"/>
+              <w:bidi w:val="0"/>
               <w:ind w:left="538"/>
               <w:rPr>
                 <w:sz w:val="20"/>
@@ -4993,6 +6178,16 @@
           <w:p>
             <w:pPr>
               <w:pStyle w:val="26"/>
+              <w:keepNext w:val="0"/>
+              <w:keepLines w:val="0"/>
+              <w:pageBreakBefore w:val="0"/>
+              <w:widowControl w:val="0"/>
+              <w:wordWrap/>
+              <w:overflowPunct/>
+              <w:topLinePunct w:val="0"/>
+              <w:autoSpaceDE w:val="0"/>
+              <w:autoSpaceDN w:val="0"/>
+              <w:bidi w:val="0"/>
               <w:ind w:left="608"/>
               <w:rPr>
                 <w:sz w:val="20"/>
@@ -5010,25 +6205,203 @@
     </w:tbl>
     <w:p>
       <w:pPr>
-        <w:rPr>
-          <w:sz w:val="20"/>
-        </w:rPr>
-        <w:sectPr>
-          <w:pgSz w:w="11910" w:h="16840"/>
-          <w:pgMar w:top="880" w:right="900" w:bottom="280" w:left="920" w:header="720" w:footer="720" w:gutter="0"/>
-          <w:cols w:space="720" w:num="1"/>
-        </w:sectPr>
+        <w:pStyle w:val="29"/>
+        <w:bidi w:val="0"/>
+        <w:rPr>
+          <w:rFonts w:hint="eastAsia"/>
+          <w:lang w:val="en-US" w:eastAsia="zh-CN"/>
+        </w:rPr>
+      </w:pPr>
+      <w:r>
+        <w:rPr>
+          <w:rFonts w:hint="eastAsia"/>
+          <w:lang w:val="en-US" w:eastAsia="zh-CN"/>
+        </w:rPr>
+        <w:t>以下从客户、调查分项两个维度对得分情况进行统计</w:t>
+      </w:r>
+    </w:p>
+    <w:p>
+      <w:pPr>
+        <w:pStyle w:val="29"/>
+        <w:bidi w:val="0"/>
+        <w:rPr>
+          <w:rFonts w:hint="default"/>
+          <w:lang w:val="en-US" w:eastAsia="zh-CN"/>
+        </w:rPr>
+      </w:pPr>
+      <w:r>
+        <w:rPr>
+          <w:rFonts w:hint="eastAsia"/>
+          <w:lang w:val="en-US" w:eastAsia="zh-CN"/>
+        </w:rPr>
+        <w:t>满意度调查得分统计如下</w:t>
+      </w:r>
+    </w:p>
+    <w:p>
+      <w:pPr>
+        <w:pStyle w:val="29"/>
+        <w:bidi w:val="0"/>
+        <w:rPr>
+          <w:lang w:eastAsia="zh-CN"/>
+        </w:rPr>
+      </w:pPr>
+      <w:bookmarkStart w:id="9" w:name="_GoBack"/>
+      <w:r>
+        <w:drawing>
+          <wp:inline distT="0" distB="0" distL="114300" distR="114300">
+            <wp:extent cx="6400800" cy="1352550"/>
+            <wp:effectExtent l="0" t="0" r="0" b="3810"/>
+            <wp:docPr id="5" name="图片 2"/>
+            <wp:cNvGraphicFramePr>
+              <a:graphicFrameLocks xmlns:a="http://schemas.openxmlformats.org/drawingml/2006/main" noChangeAspect="1"/>
+            </wp:cNvGraphicFramePr>
+            <a:graphic xmlns:a="http://schemas.openxmlformats.org/drawingml/2006/main">
+              <a:graphicData uri="http://schemas.openxmlformats.org/drawingml/2006/picture">
+                <pic:pic xmlns:pic="http://schemas.openxmlformats.org/drawingml/2006/picture">
+                  <pic:nvPicPr>
+                    <pic:cNvPr id="5" name="图片 2"/>
+                    <pic:cNvPicPr>
+                      <a:picLocks noChangeAspect="1"/>
+                    </pic:cNvPicPr>
+                  </pic:nvPicPr>
+                  <pic:blipFill>
+                    <a:blip r:embed="rId6"/>
+                    <a:stretch>
+                      <a:fillRect/>
+                    </a:stretch>
+                  </pic:blipFill>
+                  <pic:spPr>
+                    <a:xfrm>
+                      <a:off x="0" y="0"/>
+                      <a:ext cx="6400800" cy="1352550"/>
+                    </a:xfrm>
+                    <a:prstGeom prst="rect">
+                      <a:avLst/>
+                    </a:prstGeom>
+                    <a:noFill/>
+                    <a:ln>
+                      <a:noFill/>
+                    </a:ln>
+                  </pic:spPr>
+                </pic:pic>
+              </a:graphicData>
+            </a:graphic>
+          </wp:inline>
+        </w:drawing>
+      </w:r>
+      <w:bookmarkEnd w:id="9"/>
+    </w:p>
+    <w:p>
+      <w:pPr>
+        <w:pStyle w:val="29"/>
+        <w:bidi w:val="0"/>
       </w:pPr>
     </w:p>
     <w:p>
       <w:pPr>
+        <w:pStyle w:val="29"/>
+        <w:bidi w:val="0"/>
+      </w:pPr>
+    </w:p>
+    <w:p>
+      <w:pPr>
+        <w:pStyle w:val="29"/>
+        <w:bidi w:val="0"/>
+      </w:pPr>
+    </w:p>
+    <w:p>
+      <w:pPr>
+        <w:pStyle w:val="29"/>
+        <w:bidi w:val="0"/>
+      </w:pPr>
+    </w:p>
+    <w:p>
+      <w:pPr>
+        <w:pStyle w:val="29"/>
+        <w:bidi w:val="0"/>
+        <w:rPr>
+          <w:rFonts w:hint="default" w:eastAsia="宋体"/>
+          <w:lang w:val="en-US" w:eastAsia="zh-CN"/>
+        </w:rPr>
+      </w:pPr>
+      <w:r>
+        <w:rPr>
+          <w:rFonts w:hint="eastAsia"/>
+          <w:lang w:val="en-US" w:eastAsia="zh-CN"/>
+        </w:rPr>
+        <w:t>满意度调查分项得分情况如下：</w:t>
+      </w:r>
+    </w:p>
+    <w:p>
+      <w:pPr>
+        <w:pStyle w:val="29"/>
+        <w:bidi w:val="0"/>
+        <w:rPr>
+          <w:lang w:eastAsia="zh-CN"/>
+        </w:rPr>
+      </w:pPr>
+      <w:r>
+        <w:drawing>
+          <wp:inline distT="0" distB="0" distL="114300" distR="114300">
+            <wp:extent cx="6400800" cy="1390650"/>
+            <wp:effectExtent l="0" t="0" r="0" b="11430"/>
+            <wp:docPr id="6" name="图片 3"/>
+            <wp:cNvGraphicFramePr>
+              <a:graphicFrameLocks xmlns:a="http://schemas.openxmlformats.org/drawingml/2006/main" noChangeAspect="1"/>
+            </wp:cNvGraphicFramePr>
+            <a:graphic xmlns:a="http://schemas.openxmlformats.org/drawingml/2006/main">
+              <a:graphicData uri="http://schemas.openxmlformats.org/drawingml/2006/picture">
+                <pic:pic xmlns:pic="http://schemas.openxmlformats.org/drawingml/2006/picture">
+                  <pic:nvPicPr>
+                    <pic:cNvPr id="6" name="图片 3"/>
+                    <pic:cNvPicPr>
+                      <a:picLocks noChangeAspect="1"/>
+                    </pic:cNvPicPr>
+                  </pic:nvPicPr>
+                  <pic:blipFill>
+                    <a:blip r:embed="rId7"/>
+                    <a:stretch>
+                      <a:fillRect/>
+                    </a:stretch>
+                  </pic:blipFill>
+                  <pic:spPr>
+                    <a:xfrm>
+                      <a:off x="0" y="0"/>
+                      <a:ext cx="6400800" cy="1390650"/>
+                    </a:xfrm>
+                    <a:prstGeom prst="rect">
+                      <a:avLst/>
+                    </a:prstGeom>
+                    <a:noFill/>
+                    <a:ln>
+                      <a:noFill/>
+                    </a:ln>
+                  </pic:spPr>
+                </pic:pic>
+              </a:graphicData>
+            </a:graphic>
+          </wp:inline>
+        </w:drawing>
+      </w:r>
+    </w:p>
+    <w:p>
+      <w:pPr>
         <w:pStyle w:val="28"/>
+        <w:keepNext w:val="0"/>
+        <w:keepLines w:val="0"/>
+        <w:pageBreakBefore w:val="0"/>
+        <w:widowControl w:val="0"/>
+        <w:wordWrap/>
+        <w:overflowPunct/>
+        <w:topLinePunct w:val="0"/>
+        <w:autoSpaceDE w:val="0"/>
+        <w:autoSpaceDN w:val="0"/>
         <w:bidi w:val="0"/>
         <w:rPr>
           <w:lang w:eastAsia="zh-CN"/>
         </w:rPr>
       </w:pPr>
-      <w:bookmarkStart w:id="8" w:name="_Toc31443"/>
+      <w:bookmarkStart w:id="8" w:name="_Toc22742"/>
       <w:r>
         <w:rPr>
           <w:lang w:eastAsia="zh-CN"/>
@@ -5071,7 +6444,7 @@
           <w:szCs w:val="24"/>
           <w:lang w:eastAsia="zh-CN"/>
         </w:rPr>
-        <w:t xml:space="preserve">经过客户满意度调查表对 </w:t>
+        <w:t>经过客户满意度调查表对</w:t>
       </w:r>
       <w:r>
         <w:rPr>
@@ -5091,7 +6464,7 @@
           <w:szCs w:val="24"/>
           <w:lang w:eastAsia="zh-CN"/>
         </w:rPr>
-        <w:t xml:space="preserve"> 个客户进行调查统计得出以下分数：</w:t>
+        <w:t>个客户进行调查统计得出以下分数：</w:t>
       </w:r>
       <w:r>
         <w:rPr>
@@ -5298,8 +6671,6 @@
           <w:lang w:eastAsia="zh-CN"/>
         </w:rPr>
       </w:pPr>
-      <w:bookmarkStart w:id="9" w:name="_GoBack"/>
-      <w:bookmarkEnd w:id="9"/>
       <w:r>
         <w:rPr>
           <w:rFonts w:hint="eastAsia" w:ascii="宋体" w:hAnsi="宋体" w:cs="宋体"/>
@@ -5660,6 +7031,16 @@
     <w:p>
       <w:pPr>
         <w:pStyle w:val="12"/>
+        <w:keepNext w:val="0"/>
+        <w:keepLines w:val="0"/>
+        <w:pageBreakBefore w:val="0"/>
+        <w:widowControl w:val="0"/>
+        <w:wordWrap/>
+        <w:overflowPunct/>
+        <w:topLinePunct w:val="0"/>
+        <w:autoSpaceDE w:val="0"/>
+        <w:autoSpaceDN w:val="0"/>
+        <w:bidi w:val="0"/>
         <w:ind w:left="214"/>
         <w:rPr>
           <w:lang w:eastAsia="zh-CN"/>
@@ -5850,266 +7231,36 @@
     </w:lvl>
   </w:abstractNum>
   <w:abstractNum w:abstractNumId="1">
-    <w:nsid w:val="49DE1746"/>
-    <w:multiLevelType w:val="multilevel"/>
-    <w:tmpl w:val="49DE1746"/>
+    <w:nsid w:val="C2D0E8D7"/>
+    <w:multiLevelType w:val="singleLevel"/>
+    <w:tmpl w:val="C2D0E8D7"/>
     <w:lvl w:ilvl="0" w:tentative="0">
       <w:start w:val="1"/>
       <w:numFmt w:val="decimal"/>
       <w:lvlText w:val="%1."/>
       <w:lvlJc w:val="left"/>
       <w:pPr>
-        <w:ind w:left="634" w:hanging="420"/>
-        <w:jc w:val="left"/>
-      </w:pPr>
-      <w:rPr>
-        <w:rFonts w:hint="default" w:ascii="Microsoft JhengHei" w:hAnsi="Microsoft JhengHei" w:eastAsia="Microsoft JhengHei" w:cs="Microsoft JhengHei"/>
-        <w:b/>
-        <w:bCs/>
-        <w:w w:val="117"/>
-        <w:sz w:val="36"/>
-        <w:szCs w:val="36"/>
-        <w:lang w:val="en-US" w:eastAsia="en-US" w:bidi="ar-SA"/>
-      </w:rPr>
-    </w:lvl>
-    <w:lvl w:ilvl="1" w:tentative="0">
-      <w:start w:val="1"/>
-      <w:numFmt w:val="decimal"/>
-      <w:lvlText w:val="%2."/>
-      <w:lvlJc w:val="left"/>
-      <w:pPr>
-        <w:ind w:left="935" w:hanging="241"/>
-        <w:jc w:val="left"/>
-      </w:pPr>
-      <w:rPr>
-        <w:rFonts w:hint="default" w:ascii="宋体" w:hAnsi="宋体" w:eastAsia="宋体" w:cs="宋体"/>
-        <w:w w:val="100"/>
-        <w:sz w:val="22"/>
-        <w:szCs w:val="22"/>
-        <w:lang w:val="en-US" w:eastAsia="en-US" w:bidi="ar-SA"/>
-      </w:rPr>
-    </w:lvl>
-    <w:lvl w:ilvl="2" w:tentative="0">
-      <w:start w:val="0"/>
-      <w:numFmt w:val="bullet"/>
-      <w:lvlText w:val="•"/>
-      <w:lvlJc w:val="left"/>
-      <w:pPr>
-        <w:ind w:left="1956" w:hanging="241"/>
+        <w:ind w:left="425" w:hanging="425"/>
       </w:pPr>
       <w:rPr>
         <w:rFonts w:hint="default"/>
-        <w:lang w:val="en-US" w:eastAsia="en-US" w:bidi="ar-SA"/>
-      </w:rPr>
-    </w:lvl>
-    <w:lvl w:ilvl="3" w:tentative="0">
-      <w:start w:val="0"/>
-      <w:numFmt w:val="bullet"/>
-      <w:lvlText w:val="•"/>
-      <w:lvlJc w:val="left"/>
-      <w:pPr>
-        <w:ind w:left="2972" w:hanging="241"/>
-      </w:pPr>
-      <w:rPr>
-        <w:rFonts w:hint="default"/>
-        <w:lang w:val="en-US" w:eastAsia="en-US" w:bidi="ar-SA"/>
-      </w:rPr>
-    </w:lvl>
-    <w:lvl w:ilvl="4" w:tentative="0">
-      <w:start w:val="0"/>
-      <w:numFmt w:val="bullet"/>
-      <w:lvlText w:val="•"/>
-      <w:lvlJc w:val="left"/>
-      <w:pPr>
-        <w:ind w:left="3988" w:hanging="241"/>
-      </w:pPr>
-      <w:rPr>
-        <w:rFonts w:hint="default"/>
-        <w:lang w:val="en-US" w:eastAsia="en-US" w:bidi="ar-SA"/>
-      </w:rPr>
-    </w:lvl>
-    <w:lvl w:ilvl="5" w:tentative="0">
-      <w:start w:val="0"/>
-      <w:numFmt w:val="bullet"/>
-      <w:lvlText w:val="•"/>
-      <w:lvlJc w:val="left"/>
-      <w:pPr>
-        <w:ind w:left="5004" w:hanging="241"/>
-      </w:pPr>
-      <w:rPr>
-        <w:rFonts w:hint="default"/>
-        <w:lang w:val="en-US" w:eastAsia="en-US" w:bidi="ar-SA"/>
-      </w:rPr>
-    </w:lvl>
-    <w:lvl w:ilvl="6" w:tentative="0">
-      <w:start w:val="0"/>
-      <w:numFmt w:val="bullet"/>
-      <w:lvlText w:val="•"/>
-      <w:lvlJc w:val="left"/>
-      <w:pPr>
-        <w:ind w:left="6021" w:hanging="241"/>
-      </w:pPr>
-      <w:rPr>
-        <w:rFonts w:hint="default"/>
-        <w:lang w:val="en-US" w:eastAsia="en-US" w:bidi="ar-SA"/>
-      </w:rPr>
-    </w:lvl>
-    <w:lvl w:ilvl="7" w:tentative="0">
-      <w:start w:val="0"/>
-      <w:numFmt w:val="bullet"/>
-      <w:lvlText w:val="•"/>
-      <w:lvlJc w:val="left"/>
-      <w:pPr>
-        <w:ind w:left="7037" w:hanging="241"/>
-      </w:pPr>
-      <w:rPr>
-        <w:rFonts w:hint="default"/>
-        <w:lang w:val="en-US" w:eastAsia="en-US" w:bidi="ar-SA"/>
-      </w:rPr>
-    </w:lvl>
-    <w:lvl w:ilvl="8" w:tentative="0">
-      <w:start w:val="0"/>
-      <w:numFmt w:val="bullet"/>
-      <w:lvlText w:val="•"/>
-      <w:lvlJc w:val="left"/>
-      <w:pPr>
-        <w:ind w:left="8053" w:hanging="241"/>
-      </w:pPr>
-      <w:rPr>
-        <w:rFonts w:hint="default"/>
-        <w:lang w:val="en-US" w:eastAsia="en-US" w:bidi="ar-SA"/>
       </w:rPr>
     </w:lvl>
   </w:abstractNum>
   <w:abstractNum w:abstractNumId="2">
-    <w:nsid w:val="5B046C80"/>
-    <w:multiLevelType w:val="multilevel"/>
-    <w:tmpl w:val="5B046C80"/>
+    <w:nsid w:val="10C575C9"/>
+    <w:multiLevelType w:val="singleLevel"/>
+    <w:tmpl w:val="10C575C9"/>
     <w:lvl w:ilvl="0" w:tentative="0">
       <w:start w:val="1"/>
       <w:numFmt w:val="decimal"/>
       <w:lvlText w:val="%1."/>
       <w:lvlJc w:val="left"/>
       <w:pPr>
-        <w:ind w:left="634" w:hanging="420"/>
-        <w:jc w:val="left"/>
-      </w:pPr>
-      <w:rPr>
-        <w:rFonts w:hint="default" w:ascii="Microsoft JhengHei" w:hAnsi="Microsoft JhengHei" w:eastAsia="Microsoft JhengHei" w:cs="Microsoft JhengHei"/>
-        <w:b/>
-        <w:bCs/>
-        <w:w w:val="117"/>
-        <w:sz w:val="36"/>
-        <w:szCs w:val="36"/>
-        <w:lang w:val="en-US" w:eastAsia="en-US" w:bidi="ar-SA"/>
-      </w:rPr>
-    </w:lvl>
-    <w:lvl w:ilvl="1" w:tentative="0">
-      <w:start w:val="1"/>
-      <w:numFmt w:val="decimal"/>
-      <w:lvlText w:val="%2."/>
-      <w:lvlJc w:val="left"/>
-      <w:pPr>
-        <w:ind w:left="935" w:hanging="241"/>
-        <w:jc w:val="left"/>
-      </w:pPr>
-      <w:rPr>
-        <w:rFonts w:hint="default" w:ascii="宋体" w:hAnsi="宋体" w:eastAsia="宋体" w:cs="宋体"/>
-        <w:w w:val="100"/>
-        <w:sz w:val="22"/>
-        <w:szCs w:val="22"/>
-        <w:lang w:val="en-US" w:eastAsia="en-US" w:bidi="ar-SA"/>
-      </w:rPr>
-    </w:lvl>
-    <w:lvl w:ilvl="2" w:tentative="0">
-      <w:start w:val="0"/>
-      <w:numFmt w:val="bullet"/>
-      <w:lvlText w:val="•"/>
-      <w:lvlJc w:val="left"/>
-      <w:pPr>
-        <w:ind w:left="1956" w:hanging="241"/>
+        <w:ind w:left="425" w:hanging="425"/>
       </w:pPr>
       <w:rPr>
         <w:rFonts w:hint="default"/>
-        <w:lang w:val="en-US" w:eastAsia="en-US" w:bidi="ar-SA"/>
-      </w:rPr>
-    </w:lvl>
-    <w:lvl w:ilvl="3" w:tentative="0">
-      <w:start w:val="0"/>
-      <w:numFmt w:val="bullet"/>
-      <w:lvlText w:val="•"/>
-      <w:lvlJc w:val="left"/>
-      <w:pPr>
-        <w:ind w:left="2972" w:hanging="241"/>
-      </w:pPr>
-      <w:rPr>
-        <w:rFonts w:hint="default"/>
-        <w:lang w:val="en-US" w:eastAsia="en-US" w:bidi="ar-SA"/>
-      </w:rPr>
-    </w:lvl>
-    <w:lvl w:ilvl="4" w:tentative="0">
-      <w:start w:val="0"/>
-      <w:numFmt w:val="bullet"/>
-      <w:lvlText w:val="•"/>
-      <w:lvlJc w:val="left"/>
-      <w:pPr>
-        <w:ind w:left="3988" w:hanging="241"/>
-      </w:pPr>
-      <w:rPr>
-        <w:rFonts w:hint="default"/>
-        <w:lang w:val="en-US" w:eastAsia="en-US" w:bidi="ar-SA"/>
-      </w:rPr>
-    </w:lvl>
-    <w:lvl w:ilvl="5" w:tentative="0">
-      <w:start w:val="0"/>
-      <w:numFmt w:val="bullet"/>
-      <w:lvlText w:val="•"/>
-      <w:lvlJc w:val="left"/>
-      <w:pPr>
-        <w:ind w:left="5004" w:hanging="241"/>
-      </w:pPr>
-      <w:rPr>
-        <w:rFonts w:hint="default"/>
-        <w:lang w:val="en-US" w:eastAsia="en-US" w:bidi="ar-SA"/>
-      </w:rPr>
-    </w:lvl>
-    <w:lvl w:ilvl="6" w:tentative="0">
-      <w:start w:val="0"/>
-      <w:numFmt w:val="bullet"/>
-      <w:lvlText w:val="•"/>
-      <w:lvlJc w:val="left"/>
-      <w:pPr>
-        <w:ind w:left="6021" w:hanging="241"/>
-      </w:pPr>
-      <w:rPr>
-        <w:rFonts w:hint="default"/>
-        <w:lang w:val="en-US" w:eastAsia="en-US" w:bidi="ar-SA"/>
-      </w:rPr>
-    </w:lvl>
-    <w:lvl w:ilvl="7" w:tentative="0">
-      <w:start w:val="0"/>
-      <w:numFmt w:val="bullet"/>
-      <w:lvlText w:val="•"/>
-      <w:lvlJc w:val="left"/>
-      <w:pPr>
-        <w:ind w:left="7037" w:hanging="241"/>
-      </w:pPr>
-      <w:rPr>
-        <w:rFonts w:hint="default"/>
-        <w:lang w:val="en-US" w:eastAsia="en-US" w:bidi="ar-SA"/>
-      </w:rPr>
-    </w:lvl>
-    <w:lvl w:ilvl="8" w:tentative="0">
-      <w:start w:val="0"/>
-      <w:numFmt w:val="bullet"/>
-      <w:lvlText w:val="•"/>
-      <w:lvlJc w:val="left"/>
-      <w:pPr>
-        <w:ind w:left="8053" w:hanging="241"/>
-      </w:pPr>
-      <w:rPr>
-        <w:rFonts w:hint="default"/>
-        <w:lang w:val="en-US" w:eastAsia="en-US" w:bidi="ar-SA"/>
       </w:rPr>
     </w:lvl>
   </w:abstractNum>
@@ -6117,10 +7268,10 @@
     <w:abstractNumId w:val="0"/>
   </w:num>
   <w:num w:numId="2">
-    <w:abstractNumId w:val="1"/>
+    <w:abstractNumId w:val="2"/>
   </w:num>
   <w:num w:numId="3">
-    <w:abstractNumId w:val="2"/>
+    <w:abstractNumId w:val="1"/>
   </w:num>
 </w:numbering>
 </file>
@@ -7369,7 +8520,6 @@
     <customSectPr/>
     <customSectPr/>
     <customSectPr/>
-    <customSectPr/>
   </customSectProps>
   <customShpExts>
     <customShpInfo spid="_x0000_s1025"/>
